--- a/klagomål/Käringberget SV FSC-klagomål.docx
+++ b/klagomål/Käringberget SV FSC-klagomål.docx
@@ -1,6 +1,6 @@
 
 <file path=word/document.xml><?xml version="1.0" encoding="utf-8"?>
-<w:document xmlns:wpc="http://schemas.microsoft.com/office/word/2010/wordprocessingCanvas" xmlns:cx="http://schemas.microsoft.com/office/drawing/2014/chartex" xmlns:cx1="http://schemas.microsoft.com/office/drawing/2015/9/8/chartex" xmlns:cx2="http://schemas.microsoft.com/office/drawing/2015/10/21/chartex" xmlns:cx3="http://schemas.microsoft.com/office/drawing/2016/5/9/chartex" xmlns:cx4="http://schemas.microsoft.com/office/drawing/2016/5/10/chartex" xmlns:cx5="http://schemas.microsoft.com/office/drawing/2016/5/11/chartex" xmlns:cx6="http://schemas.microsoft.com/office/drawing/2016/5/12/chartex" xmlns:cx7="http://schemas.microsoft.com/office/drawing/2016/5/13/chartex" xmlns:cx8="http://schemas.microsoft.com/office/drawing/2016/5/14/chartex" xmlns:mc="http://schemas.openxmlformats.org/markup-compatibility/2006" xmlns:aink="http://schemas.microsoft.com/office/drawing/2016/ink" xmlns:am3d="http://schemas.microsoft.com/office/drawing/2017/model3d" xmlns:o="urn:schemas-microsoft-com:office:office" xmlns:oel="http://schemas.microsoft.com/office/2019/extlst" xmlns:r="http://schemas.openxmlformats.org/officeDocument/2006/relationships" xmlns:m="http://schemas.openxmlformats.org/officeDocument/2006/math" xmlns:v="urn:schemas-microsoft-com:vml" xmlns:wp14="http://schemas.microsoft.com/office/word/2010/wordprocessingDrawing" xmlns:wp="http://schemas.openxmlformats.org/drawingml/2006/wordprocessingDrawing" xmlns:w10="urn:schemas-microsoft-com:office:word" xmlns:w="http://schemas.openxmlformats.org/wordprocessingml/2006/main" xmlns:w14="http://schemas.microsoft.com/office/word/2010/wordml" xmlns:w15="http://schemas.microsoft.com/office/word/2012/wordml" xmlns:w16cex="http://schemas.microsoft.com/office/word/2018/wordml/cex" xmlns:w16cid="http://schemas.microsoft.com/office/word/2016/wordml/cid" xmlns:w16="http://schemas.microsoft.com/office/word/2018/wordml" xmlns:w16sdtdh="http://schemas.microsoft.com/office/word/2020/wordml/sdtdatahash" xmlns:w16se="http://schemas.microsoft.com/office/word/2015/wordml/symex" xmlns:wpg="http://schemas.microsoft.com/office/word/2010/wordprocessingGroup" xmlns:wpi="http://schemas.microsoft.com/office/word/2010/wordprocessingInk" xmlns:wne="http://schemas.microsoft.com/office/word/2006/wordml" xmlns:wps="http://schemas.microsoft.com/office/word/2010/wordprocessingShape" mc:Ignorable="w14 w15 w16se w16cid w16 w16cex w16sdtdh wp14">
+<w:document xmlns:wpc="http://schemas.microsoft.com/office/word/2010/wordprocessingCanvas" xmlns:cx="http://schemas.microsoft.com/office/drawing/2014/chartex" xmlns:cx1="http://schemas.microsoft.com/office/drawing/2015/9/8/chartex" xmlns:cx2="http://schemas.microsoft.com/office/drawing/2015/10/21/chartex" xmlns:cx3="http://schemas.microsoft.com/office/drawing/2016/5/9/chartex" xmlns:cx4="http://schemas.microsoft.com/office/drawing/2016/5/10/chartex" xmlns:cx5="http://schemas.microsoft.com/office/drawing/2016/5/11/chartex" xmlns:cx6="http://schemas.microsoft.com/office/drawing/2016/5/12/chartex" xmlns:cx7="http://schemas.microsoft.com/office/drawing/2016/5/13/chartex" xmlns:cx8="http://schemas.microsoft.com/office/drawing/2016/5/14/chartex" xmlns:mc="http://schemas.openxmlformats.org/markup-compatibility/2006" xmlns:aink="http://schemas.microsoft.com/office/drawing/2016/ink" xmlns:am3d="http://schemas.microsoft.com/office/drawing/2017/model3d" xmlns:o="urn:schemas-microsoft-com:office:office" xmlns:oel="http://schemas.microsoft.com/office/2019/extlst" xmlns:r="http://schemas.openxmlformats.org/officeDocument/2006/relationships" xmlns:m="http://schemas.openxmlformats.org/officeDocument/2006/math" xmlns:v="urn:schemas-microsoft-com:vml" xmlns:wp14="http://schemas.microsoft.com/office/word/2010/wordprocessingDrawing" xmlns:wp="http://schemas.openxmlformats.org/drawingml/2006/wordprocessingDrawing" xmlns:w10="urn:schemas-microsoft-com:office:word" xmlns:w="http://schemas.openxmlformats.org/wordprocessingml/2006/main" xmlns:w14="http://schemas.microsoft.com/office/word/2010/wordml" xmlns:w15="http://schemas.microsoft.com/office/word/2012/wordml" xmlns:w16cex="http://schemas.microsoft.com/office/word/2018/wordml/cex" xmlns:w16cid="http://schemas.microsoft.com/office/word/2016/wordml/cid" xmlns:w16="http://schemas.microsoft.com/office/word/2018/wordml" xmlns:w16du="http://schemas.microsoft.com/office/word/2023/wordml/word16du" xmlns:w16sdtdh="http://schemas.microsoft.com/office/word/2020/wordml/sdtdatahash" xmlns:w16sdtfl="http://schemas.microsoft.com/office/word/2024/wordml/sdtformatlock" xmlns:w16se="http://schemas.microsoft.com/office/word/2015/wordml/symex" xmlns:wpg="http://schemas.microsoft.com/office/word/2010/wordprocessingGroup" xmlns:wpi="http://schemas.microsoft.com/office/word/2010/wordprocessingInk" xmlns:wne="http://schemas.microsoft.com/office/word/2006/wordml" xmlns:wps="http://schemas.microsoft.com/office/word/2010/wordprocessingShape" mc:Ignorable="w14 w15 w16se w16cid w16 w16cex w16sdtdh w16sdtfl w16du wp14">
   <w:body>
     <w:p>
       <w:r>
@@ -112,7 +112,7 @@
         <w:pStyle w:val="ListBullet"/>
       </w:pPr>
       <w:r>
-        <w:t>Om ett ombud (tex Norra skog eller Mellanskog) avverkningsanmäler en skog med naturvärden motsvarande nyckelbiotops kvalité men markägaren inte är FSC certifierad, bör du skicka in ett FSC kontrollerat virke klagomål. Då ska klagomålet skickas till ombudsföretaget.</w:t>
+        <w:t>Om ett ombud (tex Norra skog eller Mellanskog) avverkningsanmäler en skog med naturvärden motsvarande nyckelbiotops kvalitet men markägaren inte är FSC certifierad, bör du skicka in ett FSC kontrollerat virke klagomål. Då ska klagomålet skickas till ombudsföretaget.</w:t>
       </w:r>
     </w:p>
     <w:p>
@@ -168,35 +168,7 @@
     </w:p>
     <w:p>
       <w:r>
-        <w:t>Detta dokument behandlar höga naturvärden i avverkningsanmälan Käringberget SV i Bjurholms kommun. Denna avverkningsanmälan inkom 2025-08-02 och omfattar 143,6 ha.</w:t>
-      </w:r>
-    </w:p>
-    <w:p>
-      <w:r>
-        <w:t>Nedan presenteras fynd av naturvårdsarter och fridlysta arter som gjorts i det avverkningsanmälda området, samt relevanta utdrag ur standarderna för FSC, Chain of Custody, Controlled Wood och PEFC. I BILAGA 1 finns artfakta om fridlysta och rödlistade arter.</w:t>
-      </w:r>
-    </w:p>
-    <w:p>
-      <w:r>
-        <w:t>Vi förväntar oss att ni återkommer med ett skriftligt svar på vårt klagomål och även beskriver vilka korrigerande åtgärder ni satt in för att rätta till identifierade brister i er efterlevnad av den svenska FSC standarden.</w:t>
-      </w:r>
-    </w:p>
-    <w:p>
-      <w:pPr>
-        <w:pStyle w:val="Heading1"/>
-      </w:pPr>
-      <w:r>
-        <w:t>Naturvårdsarter</w:t>
-      </w:r>
-    </w:p>
-    <w:p>
-      <w:r>
-        <w:t>I avverkningsanmälan har följande 25 naturvårdsarter hittats: goliatmusseron (VU), laxgröppa (VU), smalfotad taggsvamp (VU), dvärgbägarlav (NT), garnlav (NT), granticka (NT), kolflarnlav (NT), lunglav (NT), motaggsvamp (NT), mörk kolflarnlav (NT), skrovlig taggsvamp (NT), småflikig brosklav (NT), tallvägstekel (NT), tretåig hackspett (NT, §4), urskogsvedfluga (NT), utter (NT, §4a), vaddporing (NT), Tromatobia forsiusi (DD), björksplintborre (S), dropptaggsvamp (S), luddlav (S), skarp dropptaggsvamp (S), skinnlav (S), spindelblomster (S, §8) och vedticka (S). Av dessa är 18 rödlistade. För rödlistade arter har rödlistekategorin angivits inom parentes. Arter som är signalarter enligt Skogsstyrelsen har markerats med (S). För fridlysta arter anges även paragrafen i Artskyddsförordningen som arten är fridlyst enligt.</w:t>
-      </w:r>
-    </w:p>
-    <w:p>
-      <w:r>
-        <w:t>De påträffade naturvårdsarterna är ett tydligt kvitto på att detta rör sig om en skog med höga naturvärden. I Figur 1 visas en karta över det avverkningsanmälda området, där samtliga fyndplatser för naturvårdsarter som finns registrerade på Artportalen har markerats.</w:t>
+        <w:t>Detta klagomål behandlar höga naturvärden i avverkningsanmälan Käringberget SV i Bjurholms kommun som inkom 2026-07-12 och omfattar 143,6 ha.</w:t>
       </w:r>
     </w:p>
     <w:p>
@@ -206,7 +178,7 @@
       <w:r>
         <w:drawing>
           <wp:inline xmlns:a="http://schemas.openxmlformats.org/drawingml/2006/main" xmlns:pic="http://schemas.openxmlformats.org/drawingml/2006/picture">
-            <wp:extent cx="5486400" cy="3348325"/>
+            <wp:extent cx="5486400" cy="5039569"/>
             <wp:docPr id="1" name="Picture 1"/>
             <wp:cNvGraphicFramePr>
               <a:graphicFrameLocks noChangeAspect="1"/>
@@ -227,7 +199,7 @@
                   <pic:spPr>
                     <a:xfrm>
                       <a:off x="0" y="0"/>
-                      <a:ext cx="5486400" cy="3348325"/>
+                      <a:ext cx="5486400" cy="5039569"/>
                     </a:xfrm>
                     <a:prstGeom prst="rect"/>
                   </pic:spPr>
@@ -241,181 +213,25 @@
     <w:p>
       <w:pPr>
         <w:pStyle w:val="Caption"/>
+        <w:spacing w:after="240"/>
       </w:pPr>
       <w:r>
-        <w:t>Figur 1. Fyndplatser för naturvårdsarter i det avverkningsanmälda området (röd linje). Markörer utan svart kant är placerade på fyndplatsen. Markörer med svart kant är placerade vid sidan av fyndplatsen och har ett svart streck som visar fyndplatsens exakta position. Kartans mittpunktskoordinat är N 7111531, E 676319 i SWEREF 99 TM.</w:t>
+        <w:t>Figur 1. Fyndplatser för naturvårdsarter i och inom 24 meter från avverkningsanmälan. Markörer utan svart kant är placerade på fyndplatsen. Markörer med svart kant är placerade vid sidan av fyndplatsen har ett svart streck som visar fyndplatsens exakta position. Kartans mittpunktskoordinat är N 7111531, E 676319 i SWEREF 99 TM.</w:t>
       </w:r>
     </w:p>
     <w:p>
       <w:r>
-        <w:rPr>
-          <w:b/>
-        </w:rPr>
-        <w:t>Dvärgbägarlav (NT)</w:t>
-      </w:r>
-      <w:r>
-        <w:t xml:space="preserve"> förekommer över hela Sverige på gammal hård ved, huvudsakligen på tall men i södra Sverige även på ek. Veden utgörs framförallt av grova stubbar, lågor och grenar. Substratet har blivit sällsyntare och nybildning av substrat sker bara i begränsad omfattning. Arten hotas av att grova lågor blir allt sällsyntare i dagens kulturskogar samt att nybildningen av lämpliga substrat går mycket långsamt. En riklig tillgång på gamla tall- eller eklågor måste säkerställas på artens lokaler (SLU Artdatabanken, 2024; Nitare &amp; Skogsstyrelsen, 2019).</w:t>
+        <w:t>I och inom 24 meter från avverkningsanmälan finns fynd av 25 naturvårdsarter, varav 17 är rödlistade, 4 är fridlysta, 14 är typiska (T) och 7 är signalarter (S): garnlav (VU, T), goliatmusseron (VU, T), lammticka (VU), laxgröppa (VU), skrovlig taggsvamp (VU), smalfotad taggsvamp (VU), dropptaggsvamp (NT, T), dvärgbägarlav (NT, T), kolflarnlav (NT, T), lunglav (NT, T), motaggsvamp (NT, T), mörk kolflarnlav (NT), skarp dropptaggsvamp (NT), småflikig brosklav (NT, T), tajgahumla (NT), tretåig hackspett (NT, T, §4), vaddporing (NT), aspvedgnagare (S), björksplintborre (S), luddlav (S, T), plattlummer (S, T, §9), skinnlav (S, T), spindelblomster (S, T, §8), vedticka (S, T) och utter (§4a). Se Figur 1.</w:t>
       </w:r>
     </w:p>
     <w:p>
       <w:r>
-        <w:rPr>
-          <w:b/>
-        </w:rPr>
-        <w:t>Garnlav (NT)</w:t>
-      </w:r>
-      <w:r>
-        <w:t xml:space="preserve"> är en utpräglad barrskogsart som ibland kan drapera träden i norrländska grannaturskogar med hög luftfuktighet. Den förekommer även i talldominerade bestånd där den, förutom i trädens grenverk, påträffas hängande över ojämnheter i tallbarken. Arten har minskat starkt i södra och mellersta Sverige och den minskar även i sitt nordliga utbredningsområde. Orsaken till tillbakagången beror främst på slutavverkningar av naturskogsartade skogar. Bestånd med riklig förekomst bör regelmässigt sparas. Garnlav är värdväxt för den mycket sällsynta och akut hotade fjärilen barrskogslavfly (CR) som hör hemma i boreala barrskogar med riklig förekomst av värdväxten. Tidigare kunde arten konstateras årligen på flera platser vid Dala-Floda i Dalarna innan lokalerna kalavverkades. Senaste fyndet i landet av barrskogslavfly är från år 2000 då den påträffades vid Högberget i Sollefteå kommun (SLU Artdatabanken, 2024).</w:t>
+        <w:t>Nedan presenteras relevanta utdrag ur standarderna för FSC, Chain of Custody, Controlled Wood och PEFC.</w:t>
       </w:r>
     </w:p>
     <w:p>
       <w:r>
-        <w:rPr>
-          <w:b/>
-        </w:rPr>
-        <w:t>Goliatmusseron (VU)</w:t>
-      </w:r>
-      <w:r>
-        <w:t xml:space="preserve"> är en mykorrhizasvamp knuten till gammal tall på sandig eller grusig mark, främst ljusöppna torra lavtallhedar där svampen växer bland renlavar och lingon. Mager, sandig och brandpräglad tallskog med lång trädkontinuitet bör undantas från trakthyggesbruk och inte kalavverkas. Goliatmusseron är placerad högst upp i Skogsstyrelsens värdepyramid för bedömning av skog med höga naturvärden och den är globalt rödlistad som sårbar (VU) vilket innebär att Sverige har ett internationellt ansvar för arten (SLU Artdatabanken, 2024; Nitare &amp; Skogsstyrelsen, 2019; IUCN, 2020).</w:t>
-      </w:r>
-    </w:p>
-    <w:p>
-      <w:r>
-        <w:rPr>
-          <w:b/>
-        </w:rPr>
-        <w:t>Granticka (NT)</w:t>
-      </w:r>
-      <w:r>
-        <w:t xml:space="preserve"> förekommer främst i äldre skogar med naturskogskaraktär, liksom i dimensionsavverkade och plockhuggna skogar. I äldre grannaturskog i norra Sverige är den alltjämt en förhållandevis vanlig karaktärsart, medan den längre söderut blir allt mer sällsynt. I Götaland och delar av Svealand är den en god signalart för skyddsvärda granskogsmiljöer. Arten bedöms ha minskat starkt under senare år på grund av skogsavverkningar, då den framför allt växer i äldre granskog med långvarig grankontinuitet. I urskogsliknande bestånd i norra Sverige kan ibland påträffas den mycket sällsynta tickan grantickeporing (VU), som lever på döda grantickor (SLU Artdatabanken, 2024; Nitare &amp; Skogsstyrelsen, 2019).</w:t>
-      </w:r>
-    </w:p>
-    <w:p>
-      <w:r>
-        <w:rPr>
-          <w:b/>
-        </w:rPr>
-        <w:t>Kolflarnlav (NT)</w:t>
-      </w:r>
-      <w:r>
-        <w:t xml:space="preserve"> är brandberoende och växer nästan uteslutande på kolad hård kärnved av tall. Etableringen verkar ske först 100–300 år efter brand och nytt substrat nybildas i mycket begränsad omfattning. Avverkning av tallskog av naturskogskaraktär med spår av återkommande bränder är ett hot och mängden lämplig ved att växa på för arten minskar dels på grund av naturlig nedbrytning men framförallt på grund av att det förstörs i samband med slutavverkningar, gallringar och markberedning. Såväl kolflarnlav som mörk kolflarnlav har glänsande bålfjäll och förekommer främst i tall- och blandbarrskogar av naturskogskaraktär med spår av återkommande bränder. Skogar som dessa hyser höga biologiska värden och bör skyddas (SLU Artdatabanken, 2024).</w:t>
-      </w:r>
-    </w:p>
-    <w:p>
-      <w:r>
-        <w:rPr>
-          <w:b/>
-        </w:rPr>
-        <w:t>Laxgröppa (VU)</w:t>
-      </w:r>
-      <w:r>
-        <w:t xml:space="preserve"> är en riktig urskogssvamp som påträffas på grova, starkt murkna, ofta brandskadade liggande stammar av tall, sällan gran i gammal barrskog. Arten missgynnas av skogsbruk och merparten av lokalerna bör skyddas (SLU Artdatabanken, 2024).</w:t>
-      </w:r>
-    </w:p>
-    <w:p>
-      <w:r>
-        <w:rPr>
-          <w:b/>
-        </w:rPr>
-        <w:t>Lunglav (NT)</w:t>
-      </w:r>
-      <w:r>
-        <w:t xml:space="preserve"> är en av vårt lands främsta signalarter som överallt indikerar gamla lövträd, skogsbestånd med höga naturvärden och ekosystem med lång skoglig kontinuitet. Lokalt kan förekomsten vara mycket riklig men den hittas nästan enbart i gamla och ej slutavverkade skogar. Artens samtliga förekomster bör uppmärksammas från naturvårdssynpunkt, då många lokaler även hyser andra ovanliga och rödlistade arter. Rikliga förekomster bör skyddas med biotopskydd, frivilliga avsättningar eller reservat. Det finns ett antal sällsynta lavparasiter som växer på lunglav: lunglavsknapp (VU), skrovelmössing (DD), lunglavshårprick (DD), </w:t>
-      </w:r>
-      <w:r>
-        <w:rPr>
-          <w:i/>
-        </w:rPr>
-        <w:t>Calycina alstrupii</w:t>
-      </w:r>
-      <w:r>
-        <w:t xml:space="preserve"> (NA) och </w:t>
-      </w:r>
-      <w:r>
-        <w:rPr>
-          <w:i/>
-        </w:rPr>
-        <w:t>Chalara lobariae</w:t>
-      </w:r>
-      <w:r>
-        <w:t xml:space="preserve"> (NA) (SLU Artdatabanken, 2025; SLU Artdatabanken, 2024; Nitare &amp; Skogsstyrelsen, 2019).</w:t>
-      </w:r>
-    </w:p>
-    <w:p>
-      <w:r>
-        <w:rPr>
-          <w:b/>
-        </w:rPr>
-        <w:t xml:space="preserve">Motaggsvamp (NT) </w:t>
-      </w:r>
-      <w:r>
-        <w:t>bildar mykorrhiza med tall i tallskog och hittas huvudsakligen i äldre, glesare skogsbestånd och hällmarksimpediment. Arten hotas främst av skogsavverkning och tycks försvinna efter slutavverkning, markberedning och plantering (SLU Artdatabanken, 2024).</w:t>
-      </w:r>
-    </w:p>
-    <w:p>
-      <w:r>
-        <w:rPr>
-          <w:b/>
-        </w:rPr>
-        <w:t>Mörk kolflarnlav (NT)</w:t>
-      </w:r>
-      <w:r>
-        <w:t xml:space="preserve"> är brandberoende och växer nästan uteslutande på kolad hård kärnved av tall. Arten förekommer främst i glesa, öppna tall- och blandbarrskogar av naturskogskaraktär och etableringen verkar ske sent efter brand, kanske först efter 100–300 år. Mörk kolflarnlav indikerar skog med höga naturvärden och vanligast är att den påträffas på rester av nedbrunna torrakor och högstubbar och lågstubbar som är så grova att hela innandömet är urbränt. Tall- och blandbarrskogar av naturskogskaraktär med spår av återkommande bränder hyser höga biologiska värden och bör skyddas (SLU Artdatabanken, 2024).</w:t>
-      </w:r>
-    </w:p>
-    <w:p>
-      <w:r>
-        <w:rPr>
-          <w:b/>
-        </w:rPr>
-        <w:t xml:space="preserve">Skinnlav </w:t>
-      </w:r>
-      <w:r>
-        <w:t>förekommer på diverse lövträd, främst på gammal asp och sälg. Den påträffas främst i områden med lång kontinuitet av grova lövträd och signalerar skogsmark med höga naturvärden. På lokalerna förekommer som regel ett flertal andra ovanliga eller rödlistade lavar. I likhet med gelélavarna, etablerar sig skinnlaven i skogsmark på grova aspar i sena lövsuccessioner (Nitare &amp; Skogsstyrelsen, 2019).</w:t>
-      </w:r>
-    </w:p>
-    <w:p>
-      <w:r>
-        <w:rPr>
-          <w:b/>
-        </w:rPr>
-        <w:t xml:space="preserve">Skrovlig taggsvamp (NT) </w:t>
-      </w:r>
-      <w:r>
-        <w:t>bildar mykorrhiza med tall i äldre tallskog, framför allt på tallhed. Den växer huvudsakligen i äldre barrskog som hotas av slutavverkning. Genom att äldre barrskogar och naturskogar blir allt sällsyntare, missgynnas arten av skogsbruk. Arten ingår i ett åtgärdsprogram för hotade arter (ÅGP) och en långsiktig tillgång till svampens värdträd behöver säkras genom att växtplatserna undantas från avverkning. Skrovlig taggsvamp är globalt rödlistad som nära hotad (NT) vilket innebär att Sverige har ett internationellt ansvar för arten (IUCN, 2025; SLU Artdatabanken, 2024; Nitare, 2006).</w:t>
-      </w:r>
-    </w:p>
-    <w:p>
-      <w:r>
-        <w:rPr>
-          <w:b/>
-        </w:rPr>
-        <w:t>Smalfotad taggsvamp (VU)</w:t>
-      </w:r>
-      <w:r>
-        <w:t>, rödlistad som sårbar, växer på marken under lågor eller fallna stubbar i brandpräglad torr tallskog med lång kontinuitet. Arten är starkt associerad till kolad ved från tallar som sannolikt varit med om flera historiska skogsbränder. Detta är en process som kan ta många hundra år och det tar således mycket lång tid att återskapa lämpliga substrat. Smalfotad taggsvamp är placerad i toppen av Skogsstyrelsens värdepyramid för bedömning av skog med höga naturvärden samt globalt rödlistad som sårbar (VU) vilket innebär att Sverige har ett internationellt ansvar för arten (IUCN Redlist, 2024; Nitare &amp; Skogsstyrelsen, 2019; SLU Artdatabanken, 2024).</w:t>
-      </w:r>
-    </w:p>
-    <w:p>
-      <w:r>
-        <w:rPr>
-          <w:b/>
-        </w:rPr>
-        <w:t xml:space="preserve">Småflikig brosklav (NT) </w:t>
-      </w:r>
-      <w:r>
-        <w:t>signalerar i hela sitt utbredningsområde skogsbestånd med höga naturvärden. Den indikerar hög luftfuktighet och långvarig förekomst av asp (Nitare &amp; Skogsstyrelsen, 2019).</w:t>
-      </w:r>
-    </w:p>
-    <w:p>
-      <w:r>
-        <w:rPr>
-          <w:b/>
-        </w:rPr>
-        <w:t xml:space="preserve">Vaddporing (NT) </w:t>
-      </w:r>
-      <w:r>
-        <w:t>är en brunrötande vednedbrytare som hittas på undersidan av liggande murken tallved i olika former. Substratet utgörs framför allt av den typ av hård, kådimpregnerad och ofta kolad tallved som skapas i brandpräglad skog. Vedtypen nybildas i mycket liten omfattning och det är sannolikt att arten upplever en utdöendeskuld. För att garantera artens fortlevnad bör man både säkra att artens växtplatser hålls intakta samt att långsiktigt säkerställa att ny ved tillkommer, allra helst i omedelbar anslutning till artens växtplatser. Skoglig gallring och annat uttag av virke innebär ett hot mot arten (SLU Artdatabanken, 2024).</w:t>
+        <w:t>Vi förväntar oss att ni återkommer med ett skriftligt svar på vårt klagomål och även beskriver vilka korrigerande åtgärder ni satt in för att rätta till identifierade brister i er efterlevnad av den svenska FSC standarden.</w:t>
       </w:r>
     </w:p>
     <w:p>
@@ -423,26 +239,439 @@
         <w:pStyle w:val="Heading1"/>
       </w:pPr>
       <w:r>
-        <w:t>Fridlysta arter</w:t>
+        <w:t>Naturvårdsarter och fridlysta arter</w:t>
       </w:r>
     </w:p>
     <w:p>
       <w:r>
-        <w:t>Följande fridlysta arter har sina livsmiljöer och växtplatser i den avverkningsanmälda skogen: tretåig hackspett (NT, §4), utter (NT, §4a) och spindelblomster (S, §8).</w:t>
+        <w:t>Nedan följer beskrivningar av de naturvårdsarter och fridlysta arter som har sina livsmiljöer och växtplatser i den avverkningsanmälda skogen. Se även ytterligare artfakta i BILAGA 1. De påträffade naturvårdsarterna är ett tydligt kvitto på att det rör sig om en skog med höga naturvärden.</w:t>
       </w:r>
     </w:p>
     <w:p>
-      <w:r>
-        <w:t xml:space="preserve">Observera att medlemsländerna är skyldiga att agera i enlighet med EU:s fågeldirektiv där det uttryckligen står att direktivet gäller för fåglar samt för deras ägg, bon och </w:t>
-      </w:r>
       <w:r>
         <w:rPr>
           <w:b/>
         </w:rPr>
-        <w:t xml:space="preserve">livsmiljöer </w:t>
-      </w:r>
-      <w:r>
-        <w:t>(artikel 1). Vidare att de åtgärder som vidtas inte får leda till en försämring av den nuvarande situationen beträffande bevarandet av de fågelarter som avses i artikel 1 (artikel 13). Fågeldirektivet är styrande för tillsynsansvariga myndigheters ärendehantering, ställningstaganden och beslutsfattande.</w:t>
+        <w:t>Garnlav (VU)</w:t>
+      </w:r>
+      <w:r>
+        <w:t xml:space="preserve"> är en utpräglad barrskogsart som ibland kan drapera träden i norrländska grannaturskogar med hög luftfuktighet. Den förekommer även i talldominerade bestånd där den, förutom i trädens grenverk, påträffas hängande över ojämnheter i tallbarken. Arten har minskat starkt i södra och mellersta Sverige och den minskar även i sitt nordliga utbredningsområde. Minskningstakten uppgår till 30 (20–50) % inom 50 år och överstiger gränsvärdet för Sårbar (VU). Orsaken till tillbakagången beror främst på slutavverkningar av naturskogsartade skogar. Bestånd med riklig förekomst bör regelmässigt sparas, vilket även gynnar flera andra sällsynta och rödlistade arter. Garnlav är värdväxt för den mycket sällsynta och akut hotade fjärilen barrskogslavfly (CR) som hör hemma i boreala barrskogar med riklig förekomst av värdväxten. Tidigare kunde arten konstateras årligen på flera platser vid Dala-Floda i Dalarna innan lokalerna kalavverkades. Senaste fyndet i landet av barrskogslavfly är från år 2000 då den påträffades vid Högberget i Sollefteå kommun. Garnlav är typisk art för </w:t>
+      </w:r>
+      <w:r>
+        <w:rPr>
+          <w:i/>
+        </w:rPr>
+        <w:t xml:space="preserve">9010 Taiga </w:t>
+      </w:r>
+      <w:r>
+        <w:t>och</w:t>
+      </w:r>
+      <w:r>
+        <w:rPr>
+          <w:i/>
+        </w:rPr>
+        <w:t xml:space="preserve"> 9070 Trädklädd betesmark</w:t>
+      </w:r>
+      <w:r>
+        <w:t xml:space="preserve"> (SLU Artdatabanken, 2026).</w:t>
+      </w:r>
+    </w:p>
+    <w:p>
+      <w:r>
+        <w:rPr>
+          <w:b/>
+        </w:rPr>
+        <w:t>Goliatmusseron (VU)</w:t>
+      </w:r>
+      <w:r>
+        <w:t xml:space="preserve"> är en mykorrhizasvamp knuten till gammal tall på sandig eller grusig mark, främst ljusöppna torra lavtallhedar där svampen växer bland renlavar och lingon. Mager, sandig och brandpräglad tallskog med lång trädkontinuitet bör undantas från trakthyggesbruk och inte kalavverkas. Goliatmusseron är placerad högst upp i Skogsstyrelsens värdepyramid för bedömning av skog med höga naturvärden och den är globalt rödlistad som sårbar (VU) vilket innebär att Sverige har ett internationellt ansvar för arten. Goliatmusseron är typisk art för </w:t>
+      </w:r>
+      <w:r>
+        <w:rPr>
+          <w:i/>
+        </w:rPr>
+        <w:t>9010 Taiga</w:t>
+      </w:r>
+      <w:r>
+        <w:t xml:space="preserve"> (SLU Artdatabanken, 2024; Nitare &amp; Skogsstyrelsen, 2019; IUCN, 2020).</w:t>
+      </w:r>
+    </w:p>
+    <w:p>
+      <w:r>
+        <w:rPr>
+          <w:b/>
+        </w:rPr>
+        <w:t>Lammticka (VU)</w:t>
+      </w:r>
+      <w:r>
+        <w:t xml:space="preserve"> bildar mykorrhiza med tall och växer i tämligen öppna barrskogar ofta magra tallhedar, gärna på sandig mark.</w:t>
+      </w:r>
+      <w:r>
+        <w:rPr>
+          <w:b/>
+        </w:rPr>
+        <w:t xml:space="preserve"> </w:t>
+      </w:r>
+      <w:r>
+        <w:t>Arten är placerad högst upp i Skogsstyrelsens värdepyramid för bedömning av skog med höga naturvärden och tål inte slutavverkning (SLU Artdatabanken, 2024; Nitare &amp; Skogsstyrelsen, 2019).</w:t>
+      </w:r>
+    </w:p>
+    <w:p>
+      <w:r>
+        <w:rPr>
+          <w:b/>
+        </w:rPr>
+        <w:t>Laxgröppa (VU)</w:t>
+      </w:r>
+      <w:r>
+        <w:t xml:space="preserve"> är en riktig urskogssvamp som påträffas på grova, starkt murkna, ofta brandskadade liggande stammar av tall, sällan gran i gammal barrskog. Arten missgynnas av skogsbruk och merparten av lokalerna bör skyddas (SLU Artdatabanken, 2024).</w:t>
+      </w:r>
+    </w:p>
+    <w:p>
+      <w:r>
+        <w:rPr>
+          <w:b/>
+        </w:rPr>
+        <w:t xml:space="preserve">Skrovlig taggsvamp (VU) </w:t>
+      </w:r>
+      <w:r>
+        <w:t>bildar mykorrhiza med tall i äldre tallskog, framför allt på tallhed. Den växer huvudsakligen i äldre barrskog som hotas av slutavverkning. Genom att äldre barrskogar och naturskogar blir allt sällsyntare, missgynnas arten av skogsbruk. Arten ingår i ett åtgärdsprogram för hotade arter (ÅGP) och en långsiktig tillgång till svampens värdträd behöver säkras genom att växtplatserna undantas från avverkning. Skrovlig taggsvamp är globalt rödlistad som nära hotad (NT) vilket innebär att Sverige har ett internationellt ansvar för arten (IUCN, 2025; SLU Artdatabanken, 2026; Nitare, 2006).</w:t>
+      </w:r>
+    </w:p>
+    <w:p>
+      <w:r>
+        <w:rPr>
+          <w:b/>
+        </w:rPr>
+        <w:t>Smalfotad taggsvamp (VU)</w:t>
+      </w:r>
+      <w:r>
+        <w:t>, rödlistad som sårbar, växer på marken under lågor eller fallna stubbar i brandpräglad torr tallskog med lång kontinuitet. Arten är starkt associerad till kolad ved från tallar som sannolikt varit med om flera historiska skogsbränder. Detta är en process som kan ta många hundra år och det tar således mycket lång tid att återskapa lämpliga substrat. Smalfotad taggsvamp är placerad i toppen av Skogsstyrelsens värdepyramid för bedömning av skog med höga naturvärden samt globalt rödlistad som sårbar (VU) vilket innebär att Sverige har ett internationellt ansvar för arten (IUCN Redlist, 2024; Nitare &amp; Skogsstyrelsen, 2019; SLU Artdatabanken, 2024).</w:t>
+      </w:r>
+    </w:p>
+    <w:p>
+      <w:r>
+        <w:rPr>
+          <w:b/>
+        </w:rPr>
+        <w:t>Dropptaggsvamp (NT)</w:t>
+      </w:r>
+      <w:r>
+        <w:t xml:space="preserve"> bildar mykorrhiza med tall, främst i barrskog med trädkontinuitet, i magra, torra och ljusöppna lavtallskogar och i barrblandskogar med friskmossor och lingon i fältskiktet. Den totala populationen i landet har minskat och bedöms fortsätta minska till följd av slutavverkningar av tallskog. Det är högst oklart om arten långsiktigt kan etablera och reproducera sig i skogsbestånd som brukas med trakthyggesmetoder, markberedning, gödsling eller föryngring med förädlat plantmaterial. Uppfyller kriterierna för att bli rödlistad på grund av ny kunskap som visar att en större andel av populationen än tidigare bedömt är knuten till kontinuitetsbarrskog. Minskningstakten för den svenska populationen bedöms vara nära gränsvärdet för Sårbar (VU). Dropptaggsvamp är typisk art för </w:t>
+      </w:r>
+      <w:r>
+        <w:rPr>
+          <w:i/>
+        </w:rPr>
+        <w:t xml:space="preserve">9010 Taiga </w:t>
+      </w:r>
+      <w:r>
+        <w:t>(SLU Artdatabanken, 2026).</w:t>
+      </w:r>
+    </w:p>
+    <w:p>
+      <w:r>
+        <w:rPr>
+          <w:b/>
+        </w:rPr>
+        <w:t>Dvärgbägarlav (NT)</w:t>
+      </w:r>
+      <w:r>
+        <w:t xml:space="preserve"> förekommer över hela Sverige på gammal hård ved, huvudsakligen på tall men i södra Sverige även på ek. Veden utgörs framförallt av grova stubbar, lågor och grenar. Substratet har blivit sällsyntare och nybildning av substrat sker bara i begränsad omfattning. Arten hotas av att grova lågor blir allt sällsyntare i dagens kulturskogar samt att nybildningen av lämpliga substrat går mycket långsamt. En riklig tillgång på gamla tall- eller eklågor måste säkerställas på artens lokaler. Dvärgbägarlav är typisk art för </w:t>
+      </w:r>
+      <w:r>
+        <w:rPr>
+          <w:i/>
+        </w:rPr>
+        <w:t>9010 Taiga</w:t>
+      </w:r>
+      <w:r>
+        <w:t xml:space="preserve"> (SLU Artdatabanken, 2024; Nitare &amp; Skogsstyrelsen, 2019).</w:t>
+      </w:r>
+    </w:p>
+    <w:p>
+      <w:r>
+        <w:rPr>
+          <w:b/>
+        </w:rPr>
+        <w:t>Kolflarnlav (NT)</w:t>
+      </w:r>
+      <w:r>
+        <w:t xml:space="preserve"> är brandberoende och växer nästan uteslutande på kolad hård kärnved av tall. Etableringen verkar ske först 100–300 år efter brand och nytt substrat nybildas i mycket begränsad omfattning. Avverkning av tallskog av naturskogskaraktär med spår av återkommande bränder är ett hot och mängden lämplig ved att växa på för arten minskar dels på grund av naturlig nedbrytning men framförallt på grund av att det förstörs i samband med slutavverkningar, gallringar och markberedning. Såväl kolflarnlav som mörk kolflarnlav har glänsande bålfjäll och förekommer främst i tall- och blandbarrskogar av naturskogskaraktär med spår av återkommande bränder. Skogar som dessa hyser höga biologiska värden och bör skyddas. Kolflarnlav är typisk art för </w:t>
+      </w:r>
+      <w:r>
+        <w:rPr>
+          <w:i/>
+        </w:rPr>
+        <w:t>9010 Taiga</w:t>
+      </w:r>
+      <w:r>
+        <w:t xml:space="preserve"> (SLU Artdatabanken, 2024).</w:t>
+      </w:r>
+    </w:p>
+    <w:p>
+      <w:r>
+        <w:rPr>
+          <w:b/>
+        </w:rPr>
+        <w:t>Lunglav (NT)</w:t>
+      </w:r>
+      <w:r>
+        <w:t xml:space="preserve"> är en av vårt lands främsta signalarter som överallt indikerar gamla lövträd, skogsbestånd med höga naturvärden och ekosystem med långskoglig kontinuitet. Lokalt kan förekomsten vara mycket riklig men den hittas nästan enbart i gamla och ej slutavverkade skogar. Artens samtliga förekomster bör uppmärksammas från naturvårdssynpunkt, då många lokaler även hyser andra ovanliga och rödlistade arter. Rikliga förekomster bör skyddas med biotopskydd, frivilliga avsättningar eller reservat. På lunglav kan de sällsynta lavparasiterna lunglavshårprick (CR), </w:t>
+      </w:r>
+      <w:r>
+        <w:rPr>
+          <w:i/>
+        </w:rPr>
+        <w:t>Abrothallus diederichii</w:t>
+      </w:r>
+      <w:r>
+        <w:t xml:space="preserve"> (VU), </w:t>
+      </w:r>
+      <w:r>
+        <w:rPr>
+          <w:i/>
+        </w:rPr>
+        <w:t>Abrothallus lobariae</w:t>
+      </w:r>
+      <w:r>
+        <w:t xml:space="preserve"> (VU), </w:t>
+      </w:r>
+      <w:r>
+        <w:rPr>
+          <w:i/>
+        </w:rPr>
+        <w:t>Calycina lobariae</w:t>
+      </w:r>
+      <w:r>
+        <w:t xml:space="preserve"> (VU), lunglavsknapp (VU) och skrovelmössing (VU) påträffas. Lunglav är typisk art för </w:t>
+      </w:r>
+      <w:r>
+        <w:rPr>
+          <w:i/>
+        </w:rPr>
+        <w:t>9010 Taiga, 9020 Nordlig ädellövskog, 9110 Näringsfattig bokskog, 9130 Näringsrik bokskog, 9160 Näringsrik ekskog, 9180 Ädellövskog i branter, 9190 Näringsfattig ekskog, 9070 Trädklädd betesmark, 9040 Fjällbjörkskog</w:t>
+      </w:r>
+      <w:r>
+        <w:t xml:space="preserve"> och</w:t>
+      </w:r>
+      <w:r>
+        <w:rPr>
+          <w:i/>
+        </w:rPr>
+        <w:t xml:space="preserve"> 6530 Lövängar</w:t>
+      </w:r>
+      <w:r>
+        <w:t xml:space="preserve"> (SLU Artdatabanken, 2026; Nitare &amp; Skogsstyrelsen, 2019).</w:t>
+      </w:r>
+    </w:p>
+    <w:p>
+      <w:r>
+        <w:rPr>
+          <w:b/>
+        </w:rPr>
+        <w:t xml:space="preserve">Motaggsvamp (NT) </w:t>
+      </w:r>
+      <w:r>
+        <w:t xml:space="preserve">bildar mykorrhiza med tall i tallskog och hittas huvudsakligen i äldre, glesare skogsbestånd och hällmarksimpediment. Arten hotas främst av skogsavverkning och tycks försvinna efter slutavverkning, markberedning och plantering. Motaggsvamp är typisk art för </w:t>
+      </w:r>
+      <w:r>
+        <w:rPr>
+          <w:i/>
+        </w:rPr>
+        <w:t>9010 Taiga</w:t>
+      </w:r>
+      <w:r>
+        <w:t xml:space="preserve"> (SLU Artdatabanken, 2024).</w:t>
+      </w:r>
+    </w:p>
+    <w:p>
+      <w:r>
+        <w:rPr>
+          <w:b/>
+        </w:rPr>
+        <w:t>Mörk kolflarnlav (NT)</w:t>
+      </w:r>
+      <w:r>
+        <w:t xml:space="preserve"> är brandberoende och växer nästan uteslutande på kolad hård kärnved av tall. Arten förekommer främst i glesa, öppna tall- och blandbarrskogar av naturskogskaraktär och etableringen verkar ske sent efter brand, kanske först efter 100–300 år. Mörk kolflarnlav indikerar skog med höga naturvärden och vanligast är att den påträffas på rester av nedbrunna torrakor och högstubbar och lågstubbar som är så grova att hela innandömet är urbränt. Tall- och blandbarrskogar av naturskogskaraktär med spår av återkommande bränder hyser höga biologiska värden och bör skyddas (SLU Artdatabanken, 2024).</w:t>
+      </w:r>
+    </w:p>
+    <w:p>
+      <w:r>
+        <w:rPr>
+          <w:b/>
+        </w:rPr>
+        <w:t xml:space="preserve">Skarp dropptaggsvamp (NT) </w:t>
+      </w:r>
+      <w:r>
+        <w:t>bildar mykorrhiza med både gran och tall, främst i barrskogar med trädkontinuitet. Arten uppträder dels i näringsrik kalkbarrskog och dels i sur lavtallskog. Kalkbarrskogarna är ofta grandominerade, olikåldriga och skiktade på frisk mark med ett örtrikt vegetationsskikt. Lavtallskogarna är i regel magra, torra, ljusöppna och ofta brandpräglade. Den totala populationen i landet har minskat och bedöms fortsätta minska till följd av avverkning av äldre barrskogar. Arten har begränsad förmåga att återetablera sig efter slutavverkning eller andra storskaliga skogsbruksåtgärder. Det saknas indikationer på att arten långsiktigt kan etablera eller reproducera sig i skogsbestånd som brukas med metoder som trakthyggesbruk, markberedning, gödsling eller föryngring med förädlat plantmaterial. Minskningstakten för den svenska populationen bedöms vara nära gränsvärdet för Sårbar (VU) (SLU Artdatabanken, 2026).</w:t>
+      </w:r>
+    </w:p>
+    <w:p>
+      <w:r>
+        <w:rPr>
+          <w:b/>
+        </w:rPr>
+        <w:t xml:space="preserve">Småflikig brosklav (NT) </w:t>
+      </w:r>
+      <w:r>
+        <w:t xml:space="preserve">signalerar i hela sitt utbredningsområde skogsbestånd med höga naturvärden. Den indikerar hög luftfuktighet och långvarig förekomst av asp. Småflikig brosklav är typisk art för </w:t>
+      </w:r>
+      <w:r>
+        <w:rPr>
+          <w:i/>
+        </w:rPr>
+        <w:t>9010 Taiga</w:t>
+      </w:r>
+      <w:r>
+        <w:t xml:space="preserve"> (Nitare &amp; Skogsstyrelsen, 2019; SLU Artdatabanken, 2025).</w:t>
+      </w:r>
+    </w:p>
+    <w:p>
+      <w:r>
+        <w:rPr>
+          <w:b/>
+        </w:rPr>
+        <w:t>Tretåig hackspett (NT, §4)</w:t>
+      </w:r>
+      <w:r>
+        <w:t xml:space="preserve"> är rödlistad som nära hotad och ingår i bilaga 1 i EU:s fågeldirektiv. Tretåig hackspett är för sin överlevnad beroende av kontinuerlig tillförsel av äldre döende och död ved, som sker genom naturliga självgallringsprocesser i äldre grannaturskogar och barrblandade naturskogar. Om en skog genom skogsbruk gallras eller glesas ur så upphör och uteblir i stort sett den naturliga självgallringsprocessen för mycket lång tid framöver vilket omöjliggör upprätthållandet av den kontinuerliga ekologiska funktionen i ett område. Det finns studier som visar att naturskogens självgallringsprocess som den tretåiga hackspetten är beroende av, inte kan ersättas med efterlämnad hänsyn i skogsbruket (Imbeau &amp; Desrochers, 2002). Storleken på häckningsreviret varierar med skogstypen, förekomsten av död ved och graden av fragmentering, men är i allmänhet i storleksordningen 25–100 hektar. Vintertid krävs ofta betydligt större områden och det finns studier som antyder att arten behöver minst 100 hektar äldre skog. I områden med låg bonitet kan det behövas över 200 hektar lämpligt habitat för att ett par ska kunna reproducera sig. Områden med dokumenterad permanent förekomst i naturskogsmiljöer har vanligen så stora naturvärden att skogsbruk är olämpligt. Tretåig hackspett är typisk art för </w:t>
+      </w:r>
+      <w:r>
+        <w:rPr>
+          <w:i/>
+        </w:rPr>
+        <w:t xml:space="preserve">9010 Taiga, 9740 Skogsbevuxen myr, 9030 Landhöjningsskog </w:t>
+      </w:r>
+      <w:r>
+        <w:t xml:space="preserve">och </w:t>
+      </w:r>
+      <w:r>
+        <w:rPr>
+          <w:i/>
+        </w:rPr>
+        <w:t>9040 Fjällbjörkskog</w:t>
+      </w:r>
+      <w:r>
+        <w:t xml:space="preserve"> (Skogsstyrelsen, 2016; SLU Artdatabanken, 2024).</w:t>
+      </w:r>
+    </w:p>
+    <w:p>
+      <w:r>
+        <w:rPr>
+          <w:b/>
+        </w:rPr>
+        <w:t xml:space="preserve">Vaddporing (NT) </w:t>
+      </w:r>
+      <w:r>
+        <w:t>är en brunrötande vednedbrytare som hittas på undersidan av liggande murken tallved i olika former. Substratet utgörs framför allt av den typ av hård, kådimpregnerad och ofta kolad tallved som skapas i brandpräglad skog. Vedtypen nybildas i mycket liten omfattning och det är sannolikt att arten upplever en utdöendeskuld. För att garantera artens fortlevnad bör man både säkra att artens växtplatser hålls intakta samt att långsiktigt säkerställa att ny ved tillkommer, allra helst i omedelbar anslutning till artens växtplatser. Skoglig gallring och annat uttag av virke innebär ett hot mot arten (SLU Artdatabanken, 2024).</w:t>
+      </w:r>
+    </w:p>
+    <w:p>
+      <w:r>
+        <w:rPr>
+          <w:b/>
+        </w:rPr>
+        <w:t xml:space="preserve">Björksplintborre </w:t>
+      </w:r>
+      <w:r>
+        <w:t>är en skalbagge vars larvutveckling sker i bark på nyligen döda björkar, både stående träd och vindfällen. En prydlig rad med runda ventilationshål i barken ovanför modergången är synnerligen karaktäristiskt. Arten är knuten till lövrika blandskogar med en hög andel gamla träd, och starkt gynnad av naturliga störningar som torka, översvämningar, brand och stormfällningar. Talrika gnagspår kan tyda på biotoper med höga naturvärden, exempelvis för ovanliga hackspettar och andra, mer sällsynta vedinsekter. Larverna är omtyckt hackspettsföda (SLU Artdatabanken, 2025).</w:t>
+      </w:r>
+    </w:p>
+    <w:p>
+      <w:r>
+        <w:rPr>
+          <w:b/>
+        </w:rPr>
+        <w:t>Luddlav</w:t>
+      </w:r>
+      <w:r>
+        <w:t xml:space="preserve"> signalerar lång skoglig kontinuitet med ett stabilt lokal- och mikroklimat med hög och jämn fuktighet. Luddlav är typisk art för </w:t>
+      </w:r>
+      <w:r>
+        <w:rPr>
+          <w:i/>
+        </w:rPr>
+        <w:t>9010 Taiga,</w:t>
+      </w:r>
+      <w:r>
+        <w:t xml:space="preserve"> </w:t>
+      </w:r>
+      <w:r>
+        <w:rPr>
+          <w:i/>
+        </w:rPr>
+        <w:t xml:space="preserve">9020 Nordlig ädellövskog, 9070 Trädklädd betesmark, 9110 Näringsfattig bokskog, 9180 Ädellövskog i branter </w:t>
+      </w:r>
+      <w:r>
+        <w:t>och</w:t>
+      </w:r>
+      <w:r>
+        <w:rPr>
+          <w:i/>
+        </w:rPr>
+        <w:t xml:space="preserve"> 9190 Näringsfattig ekskog </w:t>
+      </w:r>
+      <w:r>
+        <w:t>(Nitare &amp; Skogsstyrelsen, 2019; SLU Artdatabanken, 2025).</w:t>
+      </w:r>
+    </w:p>
+    <w:p>
+      <w:r>
+        <w:rPr>
+          <w:b/>
+        </w:rPr>
+        <w:t>Plattlummer (§9)</w:t>
+      </w:r>
+      <w:r>
+        <w:t xml:space="preserve"> växer främst i ljusöppna sandtallskogar eller annan gles, torr och brandpräglad hedbarrskog. Den är mest frekvent i olika typer av naturskogar och kontinuitetsskogar och missgynnas markant av slutavverkning och maskinell markberedning. Söder ut i landet förekommer de närstående arterna cypresslummer (EN, §8) och mellanlummer (NT, §9), vilka båda omfattas av EU:s art- och habitatdirektiv. Plattlummer är typisk art för </w:t>
+      </w:r>
+      <w:r>
+        <w:rPr>
+          <w:i/>
+        </w:rPr>
+        <w:t xml:space="preserve">9010 Taiga </w:t>
+      </w:r>
+      <w:r>
+        <w:t>och</w:t>
+      </w:r>
+      <w:r>
+        <w:rPr>
+          <w:i/>
+        </w:rPr>
+        <w:t xml:space="preserve"> 2320 Rissandhedar </w:t>
+      </w:r>
+      <w:r>
+        <w:t>(Nitare &amp; Skogsstyrelsen, 2019; SLU Artdatabanken, 2026).</w:t>
+      </w:r>
+    </w:p>
+    <w:p>
+      <w:r>
+        <w:rPr>
+          <w:b/>
+        </w:rPr>
+        <w:t xml:space="preserve">Skinnlav </w:t>
+      </w:r>
+      <w:r>
+        <w:t xml:space="preserve">förekommer på diverse lövträd, främst på gammal asp och sälg. Den påträffas främst i områden med lång kontinuitet av grova lövträd och signalerar skogsmark med höga naturvärden. På lokalerna förekommer som regel ett flertal andra ovanliga eller rödlistade lavar. I likhet med gelélavarna, etablerar sig skinnlaven i skogsmark på grova aspar i sena lövsuccessioner. Skinnlav är typisk art för </w:t>
+      </w:r>
+      <w:r>
+        <w:rPr>
+          <w:i/>
+        </w:rPr>
+        <w:t xml:space="preserve">9010 Taiga, 9020 Nordlig ädellövskog </w:t>
+      </w:r>
+      <w:r>
+        <w:t xml:space="preserve">och </w:t>
+      </w:r>
+      <w:r>
+        <w:rPr>
+          <w:i/>
+        </w:rPr>
+        <w:t xml:space="preserve">9070 Trädklädd betesmark </w:t>
+      </w:r>
+      <w:r>
+        <w:t>(Nitare &amp; Skogsstyrelsen, 2019; SLU Artdatabanken, 2025).</w:t>
       </w:r>
     </w:p>
     <w:p>
@@ -453,7 +682,25 @@
         <w:t>Spindelblomster (§8)</w:t>
       </w:r>
       <w:r>
-        <w:t xml:space="preserve"> växer i äldre mossrik granskog eller barrblandskog, men även i fjällbjörkskog. Arten indikerar långvarig trädkontinuitet och hög luftfuktighet och är mycket känslig för uttorkning och markskador. Spindelblomster har i många trakter minskat starkt under senare tid på grund av slutavverkningar och skogsmarksdikning (Nitare &amp; Skogsstyrelsen, 2019).</w:t>
+        <w:t xml:space="preserve"> växer i äldre mossrik granskog eller barrblandskog, men även i fjällbjörkskog. Arten indikerar långvarig trädkontinuitet och hög luftfuktighet och är mycket känslig för uttorkning och markskador. Spindelblomster har i många trakter minskat starkt under senare tid på grund av slutavverkningar och skogsmarksdikning. Spindelblomster är typisk art för </w:t>
+      </w:r>
+      <w:r>
+        <w:rPr>
+          <w:i/>
+        </w:rPr>
+        <w:t xml:space="preserve">9010 Taiga, 9050 Näringsrik granskog </w:t>
+      </w:r>
+      <w:r>
+        <w:t>och</w:t>
+      </w:r>
+      <w:r>
+        <w:rPr>
+          <w:i/>
+        </w:rPr>
+        <w:t xml:space="preserve"> 9040 Fjällbjörkskog</w:t>
+      </w:r>
+      <w:r>
+        <w:t xml:space="preserve"> (Nitare &amp; Skogsstyrelsen, 2019; SLU Artdatabanken, 2025).</w:t>
       </w:r>
     </w:p>
     <w:p>
@@ -461,15 +708,19 @@
         <w:rPr>
           <w:b/>
         </w:rPr>
-        <w:t>Tretåig hackspett (NT, §4)</w:t>
-      </w:r>
-      <w:r>
-        <w:t xml:space="preserve"> är rödlistad som nära hotad och ingår i bilaga 1 i EU:s fågeldirektiv. Tretåig hackspett är för sin överlevnad beroende av kontinuerlig tillförsel av äldre döende och död ved, som sker genom naturliga självgallringsprocesser i äldre grannaturskogar och barrblandade naturskogar. Om en skog genom skogsbruk gallras eller glesas ur så upphör och uteblir i stort sett den naturliga självgallringsprocessen för mycket lång tid framöver vilket omöjliggör upprätthållandet av den kontinuerliga ekologiska funktionen i ett område. Det finns studier som visar att naturskogens självgallringsprocess som den tretåiga hackspetten är beroende av, inte kan ersättas med efterlämnad hänsyn i skogsbruket (Imbeau &amp; Desrochers, 2002). Storleken på häckningsreviret varierar med skogstypen, förekomsten av död ved och graden av fragmentering, men är i allmänhet i storleksordningen 25–100 hektar. Vintertid krävs ofta betydligt större områden och det finns studier som antyder att arten behöver minst 100 hektar äldre skog. I områden med låg bonitet kan det behövas över 200 hektar lämpligt habitat för att ett par ska kunna reproducera sig. Områden med dokumenterad permanent förekomst i naturskogsmiljöer har vanligen så stora naturvärden att skogsbruk är olämpligt (Skogsstyrelsen, 2016).</w:t>
-      </w:r>
-    </w:p>
-    <w:p>
-      <w:r>
-        <w:t>I BILAGA 1 finns mer detaljerad information om ekologi samt krav på livsmiljö hos fridlysta arter.</w:t>
+        <w:t xml:space="preserve">Vedticka </w:t>
+      </w:r>
+      <w:r>
+        <w:t xml:space="preserve">är en bra signalart söder om den naturliga norrlandsgränsen. Den är huvudsakligen knuten till äldre barrskogar där det föreligger långvarig kontinuitet av död barrved. Vedticka är typisk art för </w:t>
+      </w:r>
+      <w:r>
+        <w:rPr>
+          <w:i/>
+        </w:rPr>
+        <w:t xml:space="preserve">9010 Taiga </w:t>
+      </w:r>
+      <w:r>
+        <w:t>(Nitare &amp; Skogsstyrelsen, 2019; SLU Artdatabanken, 2025).</w:t>
       </w:r>
     </w:p>
     <w:p>
@@ -586,7 +837,7 @@
         <w:rPr>
           <w:i/>
         </w:rPr>
-        <w:t>I det avverkningsanmälda skogsområdet har 25 rödlistade arter och signalarter påträffats. Detta ska jämföras med Skogsstyrelsens uppföljning 2017 av nyckelbiotoper som visade att man i genomsnitt hittar 20,6 olika rödlistade arter och signalarter i en nyckelbiotop (Wijk, S. 2017. Biologisk mångfald i nyckelbiotoper – Resultat från inventeringen “Uppföljning biologisk mångfald” 2009–2015. Rapport 4/2017 Skogsstyrelsen, Jönköping).</w:t>
+        <w:t>I det avverkningsanmälda skogsområdet har 24 rödlistade arter och signalarter påträffats. Detta ska jämföras med Skogsstyrelsens uppföljning 2017 av nyckelbiotoper som visade att man i genomsnitt hittar 20,6 olika rödlistade arter och signalarter i en nyckelbiotop (Wijk, S. 2017. Biologisk mångfald i nyckelbiotoper – Resultat från inventeringen “Uppföljning biologisk mångfald” 2009–2015. Rapport 4/2017 Skogsstyrelsen, Jönköping).</w:t>
       </w:r>
     </w:p>
     <w:p>
@@ -615,7 +866,7 @@
         <w:rPr>
           <w:i/>
         </w:rPr>
-        <w:t>I det avverkningsanmälda skogsområdet har 25 naturvårdsarter varav 18 rödlistade arter sina livsmiljöer och växtplatser.</w:t>
+        <w:t>I det avverkningsanmälda skogsområdet har 25 naturvårdsarter varav 17 rödlistade arter sina livsmiljöer och växtplatser.</w:t>
       </w:r>
     </w:p>
     <w:p>
@@ -827,57 +1078,57 @@
     </w:p>
     <w:p>
       <w:r>
-        <w:t>Lunglav (NT) är en av vårt lands främsta signalarter som överallt indikerar gamla lövträd, skogsbestånd med höga naturvärden och ekosystem med lång skoglig kontinuitet. Lokalt kan förekomsten vara mycket riklig men den hittas nästan enbart i gamla och ej slutavverkade skogar. Artens samtliga förekomster bör uppmärksammas från naturvårdssynpunkt, då många lokaler även hyser andra ovanliga och rödlistade arter. Rikliga förekomster bör skyddas med biotopskydd, frivilliga avsättningar eller reservat (SLU Artdatabanken, 2024; Nitare &amp; Skogsstyrelsen, 2019).</w:t>
-      </w:r>
-    </w:p>
-    <w:p>
-      <w:r>
-        <w:t xml:space="preserve">På lunglav kan man sällsynt finna små svarta skivlika bildningar som liknar apothecier men som är en parasitisk svamp, Lunglavsknapp </w:t>
+        <w:t xml:space="preserve">Lunglav (NT) är en av vårt lands främsta signalarter som överallt indikerar gamla lövträd, skogsbestånd med höga naturvärden och ekosystem med lång skoglig kontinuitet. Lokalt kan förekomsten vara mycket riklig men den hittas nästan enbart i gamla och ej slutavverkade skogar. Artens samtliga förekomster bör uppmärksammas från naturvårdssynpunkt, då många lokaler även hyser andra ovanliga och rödlistade arter, däribland de sällsynta lavparasiterna lunglavshårprick (CR), </w:t>
       </w:r>
       <w:r>
         <w:rPr>
           <w:i/>
         </w:rPr>
-        <w:t>Plectocarpon lichenum</w:t>
-      </w:r>
-      <w:r>
-        <w:t xml:space="preserve"> (VU). Det finns ytterligare ett antal parasiter vilka bara förekommer på lunglav: Skrovelmössing </w:t>
+        <w:t>Abrothallus diederichii</w:t>
+      </w:r>
+      <w:r>
+        <w:t xml:space="preserve"> (VU), </w:t>
       </w:r>
       <w:r>
         <w:rPr>
           <w:i/>
         </w:rPr>
-        <w:t>Dactylospora lobariella</w:t>
-      </w:r>
-      <w:r>
-        <w:t xml:space="preserve"> (rödlistad som Kunskapsbrist DD) och Lunglavshårprick </w:t>
+        <w:t>Abrothallus lobariae</w:t>
+      </w:r>
+      <w:r>
+        <w:t xml:space="preserve"> (VU), </w:t>
       </w:r>
       <w:r>
         <w:rPr>
           <w:i/>
         </w:rPr>
-        <w:t>Niesslia lobariae</w:t>
-      </w:r>
-      <w:r>
-        <w:t xml:space="preserve"> (rödlistad som Kunskapsbrist DD). Skrovelmössing (DD) har små svarta apothecier och bruna, 1-septerade sporer och Lunglavshårprick (DD) har brunhåriga perithecier och färglösa, 1-septerade sporer. Nyligen har ytterligare två lavparasiter påträffats i Sverige som växer på lunglav: </w:t>
+        <w:t>Calycina lobariae</w:t>
+      </w:r>
+      <w:r>
+        <w:t xml:space="preserve"> (VU), lunglavsknapp (VU) och skrovelmössing (VU), som växer på lunglav. Rikliga förekomster med lunglav bör skyddas med biotopskydd, frivilliga avsättningar eller reservat (SLU Artdatabanken, 2026; Nitare &amp; Skogsstyrelsen, 2019).</w:t>
+      </w:r>
+    </w:p>
+    <w:p>
+      <w:r>
+        <w:t xml:space="preserve">Lunglav är typisk art för </w:t>
       </w:r>
       <w:r>
         <w:rPr>
           <w:i/>
         </w:rPr>
-        <w:t>Calycina alstrupii</w:t>
-      </w:r>
-      <w:r>
-        <w:t xml:space="preserve"> (NA) och </w:t>
+        <w:t>9010 Taiga, 9020 Nordlig ädellövskog, 9110 Näringsfattig bokskog, 9130 Näringsrik bokskog, 9160 Näringsrik ekskog, 9180 Ädellövskog i branter, 9190 Näringsfattig ekskog, 9070 Trädklädd betesmark, 9040 Fjällbjörkskog</w:t>
+      </w:r>
+      <w:r>
+        <w:t xml:space="preserve"> och</w:t>
       </w:r>
       <w:r>
         <w:rPr>
           <w:i/>
         </w:rPr>
-        <w:t>Chalara lobariae</w:t>
-      </w:r>
-      <w:r>
-        <w:t xml:space="preserve"> (NA) (SLU Artdatabanken, 2025; SLU Artdatabanken, 2024; Nitare &amp; Skogsstyrelsen, 2019).</w:t>
+        <w:t xml:space="preserve"> 6530 Lövängar</w:t>
+      </w:r>
+      <w:r>
+        <w:t xml:space="preserve"> (SLU Artdatabanken, 2026).</w:t>
       </w:r>
     </w:p>
     <w:p>
@@ -904,7 +1155,7 @@
     </w:p>
     <w:p>
       <w:r>
-        <w:t xml:space="preserve">SLU Artdatabanken, 2024. </w:t>
+        <w:t xml:space="preserve">SLU Artdatabanken, 2026. </w:t>
       </w:r>
       <w:r>
         <w:rPr>
@@ -914,20 +1165,6 @@
       </w:r>
       <w:r>
         <w:t>SLU Artdatabanken, Uppsala.</w:t>
-      </w:r>
-    </w:p>
-    <w:p>
-      <w:r>
-        <w:t xml:space="preserve">SLU Artdatabanken, 2025. </w:t>
-      </w:r>
-      <w:r>
-        <w:rPr>
-          <w:i/>
-        </w:rPr>
-        <w:t xml:space="preserve">Över 20 nya lavparasiter för Sverige. </w:t>
-      </w:r>
-      <w:r>
-        <w:t>https://www.slu.se/artdatabanken/arter-och-natur/artiklar/over-20-nya-lavparasiter-for-sverige/</w:t>
       </w:r>
     </w:p>
     <w:p>
@@ -955,7 +1192,16 @@
         <w:rPr>
           <w:i/>
         </w:rPr>
-        <w:t>“Områden med dokumenterad permanent förekomst i naturskogsmiljöer har vanligen så stora naturvärden att skogsbruk är olämpligt”.</w:t>
+        <w:t>“Områden med dokumenterad permanent förekomst i naturskogsmiljöer har vanligen så stora naturvärden att skogsbruk är olämpligt”</w:t>
+      </w:r>
+      <w:r>
+        <w:t xml:space="preserve"> (SLU Artdatabanken, 2024; Skogsstyrelsen, 2016)</w:t>
+      </w:r>
+      <w:r>
+        <w:rPr>
+          <w:i/>
+        </w:rPr>
+        <w:t>.</w:t>
       </w:r>
     </w:p>
     <w:p>
@@ -965,12 +1211,30 @@
     </w:p>
     <w:p>
       <w:r>
-        <w:t>Permanenta revir av tretåig hackspett karaktäriseras ofta av artens typiska ringformigt ordnade hackmärken på framför allt gamla granar. För att säkerställa att inte revir av tretåig hackspett drabbas av avverkningsplanerna bör en inventering göras i området både under häckningstid och under vintern, då arten utnyttjar betydligt större områden än under sommarens häckningsrevir. Storleken på häckningsreviret varierar med skogstypen, förekomsten av död ved och graden av fragmentering, men är i allmänhet i storleksordningen 25–100 hektar.</w:t>
+        <w:t>Permanenta revir av tretåig hackspett karaktäriseras ofta av artens typiska ringformigt ordnade hackmärken på framför allt gamla granar. För att säkerställa att inte revir av tretåig hackspett drabbas av avverkningsplanerna bör en inventering göras i området både under häckningstid och under vintern, då arten utnyttjar betydligt större områden än under sommarens häckningsrevir. Storleken på häckningsreviret varierar med skogstypen, förekomsten av död ved och graden av fragmentering, men är i allmänhet i storleksordningen 25–100 hektar (SLU Artdatabanken, 2024; Skogsstyrelsen, 2016).</w:t>
       </w:r>
     </w:p>
     <w:p>
       <w:r>
-        <w:t>Förutom fridlysning enligt §4 Artskyddsförordningen är tretåig hackspett även förtecknad i EU:s fågeldirektiv bilaga 1. Den ingår också i Natura 2000 och är förtecknad i Bernkonventionen bilaga II (strikt skyddade djurarter).</w:t>
+        <w:t xml:space="preserve">Förutom fridlysning enligt §4 Artskyddsförordningen är tretåig hackspett även förtecknad i EU:s fågeldirektiv bilaga 1. Den är typisk art för </w:t>
+      </w:r>
+      <w:r>
+        <w:rPr>
+          <w:i/>
+        </w:rPr>
+        <w:t xml:space="preserve">9010 Taiga, 9740 Skogsbevuxen myr, 9030 Landhöjningsskog </w:t>
+      </w:r>
+      <w:r>
+        <w:t xml:space="preserve">och </w:t>
+      </w:r>
+      <w:r>
+        <w:rPr>
+          <w:i/>
+        </w:rPr>
+        <w:t>9040 Fjällbjörkskog</w:t>
+      </w:r>
+      <w:r>
+        <w:t xml:space="preserve"> samt ingår i Natura 2000 och är förtecknad i Bernkonventionen bilaga II (strikt skyddade djurarter) (SLU Artdatabanken, 2024; Skogsstyrelsen, 2016).</w:t>
       </w:r>
     </w:p>
     <w:p>
@@ -992,7 +1256,7 @@
         <w:t xml:space="preserve">Förekomst av tretåig hackspett Picoides tridactylus på bestånds- och landskapsnivå. </w:t>
       </w:r>
       <w:r>
-        <w:t>Ornis Svecica 6: 107–119</w:t>
+        <w:t>Ornis Svecica 6: 107–119.</w:t>
       </w:r>
     </w:p>
     <w:p>
@@ -1006,7 +1270,7 @@
         <w:t xml:space="preserve">Dead wood threshold values for the three-toed woodpecker presence in boreal and sub-Alpine forest. </w:t>
       </w:r>
       <w:r>
-        <w:t>Biological conservation 119(3): 305–318</w:t>
+        <w:t>Biological conservation 119(3): 305–318.</w:t>
       </w:r>
     </w:p>
     <w:p>
@@ -1045,10 +1309,21 @@
         <w:rPr>
           <w:i/>
         </w:rPr>
-        <w:t xml:space="preserve">Vägledning för hänsyn till fåglar – Tretåig hackspett. </w:t>
-      </w:r>
-      <w:r>
-        <w:t>www.skogsstyrelsen.se</w:t>
+        <w:t>Vägledning för hänsyn till fåglar – Tretåig hackspett.</w:t>
+      </w:r>
+    </w:p>
+    <w:p>
+      <w:r>
+        <w:t xml:space="preserve">SLU Artdatabanken, 2024. </w:t>
+      </w:r>
+      <w:r>
+        <w:rPr>
+          <w:i/>
+        </w:rPr>
+        <w:t xml:space="preserve">Artfaktablad. Naturvård – artfakta. </w:t>
+      </w:r>
+      <w:r>
+        <w:t>SLU Artdatabanken, Uppsala.</w:t>
       </w:r>
     </w:p>
     <w:p>
@@ -1076,7 +1351,7 @@
         <w:t xml:space="preserve">Population trends of forest birds in a Finnish Lapland landscape of large habitat blocks – Consequences of stochastic environmental variation or regional habitat alteration. </w:t>
       </w:r>
       <w:r>
-        <w:t>Biological conservation 56(2): 223–240</w:t>
+        <w:t>Biological conservation 56(2): 223–240.</w:t>
       </w:r>
     </w:p>
     <w:p>
@@ -1111,7 +1386,7 @@
 </file>
 
 <file path=word/endnotes.xml><?xml version="1.0" encoding="utf-8"?>
-<w:endnotes xmlns:wpc="http://schemas.microsoft.com/office/word/2010/wordprocessingCanvas" xmlns:cx="http://schemas.microsoft.com/office/drawing/2014/chartex" xmlns:cx1="http://schemas.microsoft.com/office/drawing/2015/9/8/chartex" xmlns:cx2="http://schemas.microsoft.com/office/drawing/2015/10/21/chartex" xmlns:cx3="http://schemas.microsoft.com/office/drawing/2016/5/9/chartex" xmlns:cx4="http://schemas.microsoft.com/office/drawing/2016/5/10/chartex" xmlns:cx5="http://schemas.microsoft.com/office/drawing/2016/5/11/chartex" xmlns:cx6="http://schemas.microsoft.com/office/drawing/2016/5/12/chartex" xmlns:cx7="http://schemas.microsoft.com/office/drawing/2016/5/13/chartex" xmlns:cx8="http://schemas.microsoft.com/office/drawing/2016/5/14/chartex" xmlns:mc="http://schemas.openxmlformats.org/markup-compatibility/2006" xmlns:aink="http://schemas.microsoft.com/office/drawing/2016/ink" xmlns:am3d="http://schemas.microsoft.com/office/drawing/2017/model3d" xmlns:o="urn:schemas-microsoft-com:office:office" xmlns:oel="http://schemas.microsoft.com/office/2019/extlst" xmlns:r="http://schemas.openxmlformats.org/officeDocument/2006/relationships" xmlns:m="http://schemas.openxmlformats.org/officeDocument/2006/math" xmlns:v="urn:schemas-microsoft-com:vml" xmlns:wp14="http://schemas.microsoft.com/office/word/2010/wordprocessingDrawing" xmlns:wp="http://schemas.openxmlformats.org/drawingml/2006/wordprocessingDrawing" xmlns:w10="urn:schemas-microsoft-com:office:word" xmlns:w="http://schemas.openxmlformats.org/wordprocessingml/2006/main" xmlns:w14="http://schemas.microsoft.com/office/word/2010/wordml" xmlns:w15="http://schemas.microsoft.com/office/word/2012/wordml" xmlns:w16cex="http://schemas.microsoft.com/office/word/2018/wordml/cex" xmlns:w16cid="http://schemas.microsoft.com/office/word/2016/wordml/cid" xmlns:w16="http://schemas.microsoft.com/office/word/2018/wordml" xmlns:w16sdtdh="http://schemas.microsoft.com/office/word/2020/wordml/sdtdatahash" xmlns:w16se="http://schemas.microsoft.com/office/word/2015/wordml/symex" xmlns:wpg="http://schemas.microsoft.com/office/word/2010/wordprocessingGroup" xmlns:wpi="http://schemas.microsoft.com/office/word/2010/wordprocessingInk" xmlns:wne="http://schemas.microsoft.com/office/word/2006/wordml" xmlns:wps="http://schemas.microsoft.com/office/word/2010/wordprocessingShape" mc:Ignorable="w14 w15 w16se w16cid w16 w16cex w16sdtdh wp14">
+<w:endnotes xmlns:wpc="http://schemas.microsoft.com/office/word/2010/wordprocessingCanvas" xmlns:cx="http://schemas.microsoft.com/office/drawing/2014/chartex" xmlns:cx1="http://schemas.microsoft.com/office/drawing/2015/9/8/chartex" xmlns:cx2="http://schemas.microsoft.com/office/drawing/2015/10/21/chartex" xmlns:cx3="http://schemas.microsoft.com/office/drawing/2016/5/9/chartex" xmlns:cx4="http://schemas.microsoft.com/office/drawing/2016/5/10/chartex" xmlns:cx5="http://schemas.microsoft.com/office/drawing/2016/5/11/chartex" xmlns:cx6="http://schemas.microsoft.com/office/drawing/2016/5/12/chartex" xmlns:cx7="http://schemas.microsoft.com/office/drawing/2016/5/13/chartex" xmlns:cx8="http://schemas.microsoft.com/office/drawing/2016/5/14/chartex" xmlns:mc="http://schemas.openxmlformats.org/markup-compatibility/2006" xmlns:aink="http://schemas.microsoft.com/office/drawing/2016/ink" xmlns:am3d="http://schemas.microsoft.com/office/drawing/2017/model3d" xmlns:o="urn:schemas-microsoft-com:office:office" xmlns:oel="http://schemas.microsoft.com/office/2019/extlst" xmlns:r="http://schemas.openxmlformats.org/officeDocument/2006/relationships" xmlns:m="http://schemas.openxmlformats.org/officeDocument/2006/math" xmlns:v="urn:schemas-microsoft-com:vml" xmlns:wp14="http://schemas.microsoft.com/office/word/2010/wordprocessingDrawing" xmlns:wp="http://schemas.openxmlformats.org/drawingml/2006/wordprocessingDrawing" xmlns:w10="urn:schemas-microsoft-com:office:word" xmlns:w="http://schemas.openxmlformats.org/wordprocessingml/2006/main" xmlns:w14="http://schemas.microsoft.com/office/word/2010/wordml" xmlns:w15="http://schemas.microsoft.com/office/word/2012/wordml" xmlns:w16cex="http://schemas.microsoft.com/office/word/2018/wordml/cex" xmlns:w16cid="http://schemas.microsoft.com/office/word/2016/wordml/cid" xmlns:w16="http://schemas.microsoft.com/office/word/2018/wordml" xmlns:w16du="http://schemas.microsoft.com/office/word/2023/wordml/word16du" xmlns:w16sdtdh="http://schemas.microsoft.com/office/word/2020/wordml/sdtdatahash" xmlns:w16sdtfl="http://schemas.microsoft.com/office/word/2024/wordml/sdtformatlock" xmlns:w16se="http://schemas.microsoft.com/office/word/2015/wordml/symex" xmlns:wpg="http://schemas.microsoft.com/office/word/2010/wordprocessingGroup" xmlns:wpi="http://schemas.microsoft.com/office/word/2010/wordprocessingInk" xmlns:wne="http://schemas.microsoft.com/office/word/2006/wordml" xmlns:wps="http://schemas.microsoft.com/office/word/2010/wordprocessingShape" mc:Ignorable="w14 w15 w16se w16cid w16 w16cex w16sdtdh w16sdtfl w16du wp14">
   <w:endnote w:type="separator" w:id="-1">
     <w:p>
       <w:pPr>
@@ -1136,7 +1411,7 @@
 </file>
 
 <file path=word/footer1.xml><?xml version="1.0" encoding="utf-8"?>
-<w:ftr xmlns:wpc="http://schemas.microsoft.com/office/word/2010/wordprocessingCanvas" xmlns:cx="http://schemas.microsoft.com/office/drawing/2014/chartex" xmlns:cx1="http://schemas.microsoft.com/office/drawing/2015/9/8/chartex" xmlns:cx2="http://schemas.microsoft.com/office/drawing/2015/10/21/chartex" xmlns:cx3="http://schemas.microsoft.com/office/drawing/2016/5/9/chartex" xmlns:cx4="http://schemas.microsoft.com/office/drawing/2016/5/10/chartex" xmlns:cx5="http://schemas.microsoft.com/office/drawing/2016/5/11/chartex" xmlns:cx6="http://schemas.microsoft.com/office/drawing/2016/5/12/chartex" xmlns:cx7="http://schemas.microsoft.com/office/drawing/2016/5/13/chartex" xmlns:cx8="http://schemas.microsoft.com/office/drawing/2016/5/14/chartex" xmlns:mc="http://schemas.openxmlformats.org/markup-compatibility/2006" xmlns:aink="http://schemas.microsoft.com/office/drawing/2016/ink" xmlns:am3d="http://schemas.microsoft.com/office/drawing/2017/model3d" xmlns:o="urn:schemas-microsoft-com:office:office" xmlns:oel="http://schemas.microsoft.com/office/2019/extlst" xmlns:r="http://schemas.openxmlformats.org/officeDocument/2006/relationships" xmlns:m="http://schemas.openxmlformats.org/officeDocument/2006/math" xmlns:v="urn:schemas-microsoft-com:vml" xmlns:wp14="http://schemas.microsoft.com/office/word/2010/wordprocessingDrawing" xmlns:wp="http://schemas.openxmlformats.org/drawingml/2006/wordprocessingDrawing" xmlns:w10="urn:schemas-microsoft-com:office:word" xmlns:w="http://schemas.openxmlformats.org/wordprocessingml/2006/main" xmlns:w14="http://schemas.microsoft.com/office/word/2010/wordml" xmlns:w15="http://schemas.microsoft.com/office/word/2012/wordml" xmlns:w16cex="http://schemas.microsoft.com/office/word/2018/wordml/cex" xmlns:w16cid="http://schemas.microsoft.com/office/word/2016/wordml/cid" xmlns:w16="http://schemas.microsoft.com/office/word/2018/wordml" xmlns:w16sdtdh="http://schemas.microsoft.com/office/word/2020/wordml/sdtdatahash" xmlns:w16se="http://schemas.microsoft.com/office/word/2015/wordml/symex" xmlns:wpg="http://schemas.microsoft.com/office/word/2010/wordprocessingGroup" xmlns:wpi="http://schemas.microsoft.com/office/word/2010/wordprocessingInk" xmlns:wne="http://schemas.microsoft.com/office/word/2006/wordml" xmlns:wps="http://schemas.microsoft.com/office/word/2010/wordprocessingShape" mc:Ignorable="w14 w15 w16se w16cid w16 w16cex w16sdtdh wp14">
+<w:ftr xmlns:wpc="http://schemas.microsoft.com/office/word/2010/wordprocessingCanvas" xmlns:cx="http://schemas.microsoft.com/office/drawing/2014/chartex" xmlns:cx1="http://schemas.microsoft.com/office/drawing/2015/9/8/chartex" xmlns:cx2="http://schemas.microsoft.com/office/drawing/2015/10/21/chartex" xmlns:cx3="http://schemas.microsoft.com/office/drawing/2016/5/9/chartex" xmlns:cx4="http://schemas.microsoft.com/office/drawing/2016/5/10/chartex" xmlns:cx5="http://schemas.microsoft.com/office/drawing/2016/5/11/chartex" xmlns:cx6="http://schemas.microsoft.com/office/drawing/2016/5/12/chartex" xmlns:cx7="http://schemas.microsoft.com/office/drawing/2016/5/13/chartex" xmlns:cx8="http://schemas.microsoft.com/office/drawing/2016/5/14/chartex" xmlns:mc="http://schemas.openxmlformats.org/markup-compatibility/2006" xmlns:aink="http://schemas.microsoft.com/office/drawing/2016/ink" xmlns:am3d="http://schemas.microsoft.com/office/drawing/2017/model3d" xmlns:o="urn:schemas-microsoft-com:office:office" xmlns:oel="http://schemas.microsoft.com/office/2019/extlst" xmlns:r="http://schemas.openxmlformats.org/officeDocument/2006/relationships" xmlns:m="http://schemas.openxmlformats.org/officeDocument/2006/math" xmlns:v="urn:schemas-microsoft-com:vml" xmlns:wp14="http://schemas.microsoft.com/office/word/2010/wordprocessingDrawing" xmlns:wp="http://schemas.openxmlformats.org/drawingml/2006/wordprocessingDrawing" xmlns:w10="urn:schemas-microsoft-com:office:word" xmlns:w="http://schemas.openxmlformats.org/wordprocessingml/2006/main" xmlns:w14="http://schemas.microsoft.com/office/word/2010/wordml" xmlns:w15="http://schemas.microsoft.com/office/word/2012/wordml" xmlns:w16cex="http://schemas.microsoft.com/office/word/2018/wordml/cex" xmlns:w16cid="http://schemas.microsoft.com/office/word/2016/wordml/cid" xmlns:w16="http://schemas.microsoft.com/office/word/2018/wordml" xmlns:w16du="http://schemas.microsoft.com/office/word/2023/wordml/word16du" xmlns:w16sdtdh="http://schemas.microsoft.com/office/word/2020/wordml/sdtdatahash" xmlns:w16sdtfl="http://schemas.microsoft.com/office/word/2024/wordml/sdtformatlock" xmlns:w16se="http://schemas.microsoft.com/office/word/2015/wordml/symex" xmlns:wpg="http://schemas.microsoft.com/office/word/2010/wordprocessingGroup" xmlns:wpi="http://schemas.microsoft.com/office/word/2010/wordprocessingInk" xmlns:wne="http://schemas.microsoft.com/office/word/2006/wordml" xmlns:wps="http://schemas.microsoft.com/office/word/2010/wordprocessingShape" mc:Ignorable="w14 w15 w16se w16cid w16 w16cex w16sdtdh w16sdtfl w16du wp14">
   <w:p>
     <w:pPr>
       <w:pStyle w:val="Footer"/>
@@ -1146,7 +1421,7 @@
 </file>
 
 <file path=word/footer2.xml><?xml version="1.0" encoding="utf-8"?>
-<w:ftr xmlns:wpc="http://schemas.microsoft.com/office/word/2010/wordprocessingCanvas" xmlns:cx="http://schemas.microsoft.com/office/drawing/2014/chartex" xmlns:cx1="http://schemas.microsoft.com/office/drawing/2015/9/8/chartex" xmlns:cx2="http://schemas.microsoft.com/office/drawing/2015/10/21/chartex" xmlns:cx3="http://schemas.microsoft.com/office/drawing/2016/5/9/chartex" xmlns:cx4="http://schemas.microsoft.com/office/drawing/2016/5/10/chartex" xmlns:cx5="http://schemas.microsoft.com/office/drawing/2016/5/11/chartex" xmlns:cx6="http://schemas.microsoft.com/office/drawing/2016/5/12/chartex" xmlns:cx7="http://schemas.microsoft.com/office/drawing/2016/5/13/chartex" xmlns:cx8="http://schemas.microsoft.com/office/drawing/2016/5/14/chartex" xmlns:mc="http://schemas.openxmlformats.org/markup-compatibility/2006" xmlns:aink="http://schemas.microsoft.com/office/drawing/2016/ink" xmlns:am3d="http://schemas.microsoft.com/office/drawing/2017/model3d" xmlns:o="urn:schemas-microsoft-com:office:office" xmlns:oel="http://schemas.microsoft.com/office/2019/extlst" xmlns:r="http://schemas.openxmlformats.org/officeDocument/2006/relationships" xmlns:m="http://schemas.openxmlformats.org/officeDocument/2006/math" xmlns:v="urn:schemas-microsoft-com:vml" xmlns:wp14="http://schemas.microsoft.com/office/word/2010/wordprocessingDrawing" xmlns:wp="http://schemas.openxmlformats.org/drawingml/2006/wordprocessingDrawing" xmlns:w10="urn:schemas-microsoft-com:office:word" xmlns:w="http://schemas.openxmlformats.org/wordprocessingml/2006/main" xmlns:w14="http://schemas.microsoft.com/office/word/2010/wordml" xmlns:w15="http://schemas.microsoft.com/office/word/2012/wordml" xmlns:w16cex="http://schemas.microsoft.com/office/word/2018/wordml/cex" xmlns:w16cid="http://schemas.microsoft.com/office/word/2016/wordml/cid" xmlns:w16="http://schemas.microsoft.com/office/word/2018/wordml" xmlns:w16sdtdh="http://schemas.microsoft.com/office/word/2020/wordml/sdtdatahash" xmlns:w16se="http://schemas.microsoft.com/office/word/2015/wordml/symex" xmlns:wpg="http://schemas.microsoft.com/office/word/2010/wordprocessingGroup" xmlns:wpi="http://schemas.microsoft.com/office/word/2010/wordprocessingInk" xmlns:wne="http://schemas.microsoft.com/office/word/2006/wordml" xmlns:wps="http://schemas.microsoft.com/office/word/2010/wordprocessingShape" mc:Ignorable="w14 w15 w16se w16cid w16 w16cex w16sdtdh wp14">
+<w:ftr xmlns:wpc="http://schemas.microsoft.com/office/word/2010/wordprocessingCanvas" xmlns:cx="http://schemas.microsoft.com/office/drawing/2014/chartex" xmlns:cx1="http://schemas.microsoft.com/office/drawing/2015/9/8/chartex" xmlns:cx2="http://schemas.microsoft.com/office/drawing/2015/10/21/chartex" xmlns:cx3="http://schemas.microsoft.com/office/drawing/2016/5/9/chartex" xmlns:cx4="http://schemas.microsoft.com/office/drawing/2016/5/10/chartex" xmlns:cx5="http://schemas.microsoft.com/office/drawing/2016/5/11/chartex" xmlns:cx6="http://schemas.microsoft.com/office/drawing/2016/5/12/chartex" xmlns:cx7="http://schemas.microsoft.com/office/drawing/2016/5/13/chartex" xmlns:cx8="http://schemas.microsoft.com/office/drawing/2016/5/14/chartex" xmlns:mc="http://schemas.openxmlformats.org/markup-compatibility/2006" xmlns:aink="http://schemas.microsoft.com/office/drawing/2016/ink" xmlns:am3d="http://schemas.microsoft.com/office/drawing/2017/model3d" xmlns:o="urn:schemas-microsoft-com:office:office" xmlns:oel="http://schemas.microsoft.com/office/2019/extlst" xmlns:r="http://schemas.openxmlformats.org/officeDocument/2006/relationships" xmlns:m="http://schemas.openxmlformats.org/officeDocument/2006/math" xmlns:v="urn:schemas-microsoft-com:vml" xmlns:wp14="http://schemas.microsoft.com/office/word/2010/wordprocessingDrawing" xmlns:wp="http://schemas.openxmlformats.org/drawingml/2006/wordprocessingDrawing" xmlns:w10="urn:schemas-microsoft-com:office:word" xmlns:w="http://schemas.openxmlformats.org/wordprocessingml/2006/main" xmlns:w14="http://schemas.microsoft.com/office/word/2010/wordml" xmlns:w15="http://schemas.microsoft.com/office/word/2012/wordml" xmlns:w16cex="http://schemas.microsoft.com/office/word/2018/wordml/cex" xmlns:w16cid="http://schemas.microsoft.com/office/word/2016/wordml/cid" xmlns:w16="http://schemas.microsoft.com/office/word/2018/wordml" xmlns:w16du="http://schemas.microsoft.com/office/word/2023/wordml/word16du" xmlns:w16sdtdh="http://schemas.microsoft.com/office/word/2020/wordml/sdtdatahash" xmlns:w16sdtfl="http://schemas.microsoft.com/office/word/2024/wordml/sdtformatlock" xmlns:w16se="http://schemas.microsoft.com/office/word/2015/wordml/symex" xmlns:wpg="http://schemas.microsoft.com/office/word/2010/wordprocessingGroup" xmlns:wpi="http://schemas.microsoft.com/office/word/2010/wordprocessingInk" xmlns:wne="http://schemas.microsoft.com/office/word/2006/wordml" xmlns:wps="http://schemas.microsoft.com/office/word/2010/wordprocessingShape" mc:Ignorable="w14 w15 w16se w16cid w16 w16cex w16sdtdh w16sdtfl w16du wp14">
   <w:p>
     <w:pPr>
       <w:pStyle w:val="Footer"/>
@@ -1156,7 +1431,7 @@
 </file>
 
 <file path=word/footer3.xml><?xml version="1.0" encoding="utf-8"?>
-<w:ftr xmlns:wpc="http://schemas.microsoft.com/office/word/2010/wordprocessingCanvas" xmlns:cx="http://schemas.microsoft.com/office/drawing/2014/chartex" xmlns:cx1="http://schemas.microsoft.com/office/drawing/2015/9/8/chartex" xmlns:cx2="http://schemas.microsoft.com/office/drawing/2015/10/21/chartex" xmlns:cx3="http://schemas.microsoft.com/office/drawing/2016/5/9/chartex" xmlns:cx4="http://schemas.microsoft.com/office/drawing/2016/5/10/chartex" xmlns:cx5="http://schemas.microsoft.com/office/drawing/2016/5/11/chartex" xmlns:cx6="http://schemas.microsoft.com/office/drawing/2016/5/12/chartex" xmlns:cx7="http://schemas.microsoft.com/office/drawing/2016/5/13/chartex" xmlns:cx8="http://schemas.microsoft.com/office/drawing/2016/5/14/chartex" xmlns:mc="http://schemas.openxmlformats.org/markup-compatibility/2006" xmlns:aink="http://schemas.microsoft.com/office/drawing/2016/ink" xmlns:am3d="http://schemas.microsoft.com/office/drawing/2017/model3d" xmlns:o="urn:schemas-microsoft-com:office:office" xmlns:oel="http://schemas.microsoft.com/office/2019/extlst" xmlns:r="http://schemas.openxmlformats.org/officeDocument/2006/relationships" xmlns:m="http://schemas.openxmlformats.org/officeDocument/2006/math" xmlns:v="urn:schemas-microsoft-com:vml" xmlns:wp14="http://schemas.microsoft.com/office/word/2010/wordprocessingDrawing" xmlns:wp="http://schemas.openxmlformats.org/drawingml/2006/wordprocessingDrawing" xmlns:w10="urn:schemas-microsoft-com:office:word" xmlns:w="http://schemas.openxmlformats.org/wordprocessingml/2006/main" xmlns:w14="http://schemas.microsoft.com/office/word/2010/wordml" xmlns:w15="http://schemas.microsoft.com/office/word/2012/wordml" xmlns:w16cex="http://schemas.microsoft.com/office/word/2018/wordml/cex" xmlns:w16cid="http://schemas.microsoft.com/office/word/2016/wordml/cid" xmlns:w16="http://schemas.microsoft.com/office/word/2018/wordml" xmlns:w16sdtdh="http://schemas.microsoft.com/office/word/2020/wordml/sdtdatahash" xmlns:w16se="http://schemas.microsoft.com/office/word/2015/wordml/symex" xmlns:wpg="http://schemas.microsoft.com/office/word/2010/wordprocessingGroup" xmlns:wpi="http://schemas.microsoft.com/office/word/2010/wordprocessingInk" xmlns:wne="http://schemas.microsoft.com/office/word/2006/wordml" xmlns:wps="http://schemas.microsoft.com/office/word/2010/wordprocessingShape" mc:Ignorable="w14 w15 w16se w16cid w16 w16cex w16sdtdh wp14">
+<w:ftr xmlns:wpc="http://schemas.microsoft.com/office/word/2010/wordprocessingCanvas" xmlns:cx="http://schemas.microsoft.com/office/drawing/2014/chartex" xmlns:cx1="http://schemas.microsoft.com/office/drawing/2015/9/8/chartex" xmlns:cx2="http://schemas.microsoft.com/office/drawing/2015/10/21/chartex" xmlns:cx3="http://schemas.microsoft.com/office/drawing/2016/5/9/chartex" xmlns:cx4="http://schemas.microsoft.com/office/drawing/2016/5/10/chartex" xmlns:cx5="http://schemas.microsoft.com/office/drawing/2016/5/11/chartex" xmlns:cx6="http://schemas.microsoft.com/office/drawing/2016/5/12/chartex" xmlns:cx7="http://schemas.microsoft.com/office/drawing/2016/5/13/chartex" xmlns:cx8="http://schemas.microsoft.com/office/drawing/2016/5/14/chartex" xmlns:mc="http://schemas.openxmlformats.org/markup-compatibility/2006" xmlns:aink="http://schemas.microsoft.com/office/drawing/2016/ink" xmlns:am3d="http://schemas.microsoft.com/office/drawing/2017/model3d" xmlns:o="urn:schemas-microsoft-com:office:office" xmlns:oel="http://schemas.microsoft.com/office/2019/extlst" xmlns:r="http://schemas.openxmlformats.org/officeDocument/2006/relationships" xmlns:m="http://schemas.openxmlformats.org/officeDocument/2006/math" xmlns:v="urn:schemas-microsoft-com:vml" xmlns:wp14="http://schemas.microsoft.com/office/word/2010/wordprocessingDrawing" xmlns:wp="http://schemas.openxmlformats.org/drawingml/2006/wordprocessingDrawing" xmlns:w10="urn:schemas-microsoft-com:office:word" xmlns:w="http://schemas.openxmlformats.org/wordprocessingml/2006/main" xmlns:w14="http://schemas.microsoft.com/office/word/2010/wordml" xmlns:w15="http://schemas.microsoft.com/office/word/2012/wordml" xmlns:w16cex="http://schemas.microsoft.com/office/word/2018/wordml/cex" xmlns:w16cid="http://schemas.microsoft.com/office/word/2016/wordml/cid" xmlns:w16="http://schemas.microsoft.com/office/word/2018/wordml" xmlns:w16du="http://schemas.microsoft.com/office/word/2023/wordml/word16du" xmlns:w16sdtdh="http://schemas.microsoft.com/office/word/2020/wordml/sdtdatahash" xmlns:w16sdtfl="http://schemas.microsoft.com/office/word/2024/wordml/sdtformatlock" xmlns:w16se="http://schemas.microsoft.com/office/word/2015/wordml/symex" xmlns:wpg="http://schemas.microsoft.com/office/word/2010/wordprocessingGroup" xmlns:wpi="http://schemas.microsoft.com/office/word/2010/wordprocessingInk" xmlns:wne="http://schemas.microsoft.com/office/word/2006/wordml" xmlns:wps="http://schemas.microsoft.com/office/word/2010/wordprocessingShape" mc:Ignorable="w14 w15 w16se w16cid w16 w16cex w16sdtdh w16sdtfl w16du wp14">
   <w:p>
     <w:pPr>
       <w:pStyle w:val="Footer"/>
@@ -1166,7 +1441,7 @@
 </file>
 
 <file path=word/footnotes.xml><?xml version="1.0" encoding="utf-8"?>
-<w:footnotes xmlns:wpc="http://schemas.microsoft.com/office/word/2010/wordprocessingCanvas" xmlns:cx="http://schemas.microsoft.com/office/drawing/2014/chartex" xmlns:cx1="http://schemas.microsoft.com/office/drawing/2015/9/8/chartex" xmlns:cx2="http://schemas.microsoft.com/office/drawing/2015/10/21/chartex" xmlns:cx3="http://schemas.microsoft.com/office/drawing/2016/5/9/chartex" xmlns:cx4="http://schemas.microsoft.com/office/drawing/2016/5/10/chartex" xmlns:cx5="http://schemas.microsoft.com/office/drawing/2016/5/11/chartex" xmlns:cx6="http://schemas.microsoft.com/office/drawing/2016/5/12/chartex" xmlns:cx7="http://schemas.microsoft.com/office/drawing/2016/5/13/chartex" xmlns:cx8="http://schemas.microsoft.com/office/drawing/2016/5/14/chartex" xmlns:mc="http://schemas.openxmlformats.org/markup-compatibility/2006" xmlns:aink="http://schemas.microsoft.com/office/drawing/2016/ink" xmlns:am3d="http://schemas.microsoft.com/office/drawing/2017/model3d" xmlns:o="urn:schemas-microsoft-com:office:office" xmlns:oel="http://schemas.microsoft.com/office/2019/extlst" xmlns:r="http://schemas.openxmlformats.org/officeDocument/2006/relationships" xmlns:m="http://schemas.openxmlformats.org/officeDocument/2006/math" xmlns:v="urn:schemas-microsoft-com:vml" xmlns:wp14="http://schemas.microsoft.com/office/word/2010/wordprocessingDrawing" xmlns:wp="http://schemas.openxmlformats.org/drawingml/2006/wordprocessingDrawing" xmlns:w10="urn:schemas-microsoft-com:office:word" xmlns:w="http://schemas.openxmlformats.org/wordprocessingml/2006/main" xmlns:w14="http://schemas.microsoft.com/office/word/2010/wordml" xmlns:w15="http://schemas.microsoft.com/office/word/2012/wordml" xmlns:w16cex="http://schemas.microsoft.com/office/word/2018/wordml/cex" xmlns:w16cid="http://schemas.microsoft.com/office/word/2016/wordml/cid" xmlns:w16="http://schemas.microsoft.com/office/word/2018/wordml" xmlns:w16sdtdh="http://schemas.microsoft.com/office/word/2020/wordml/sdtdatahash" xmlns:w16se="http://schemas.microsoft.com/office/word/2015/wordml/symex" xmlns:wpg="http://schemas.microsoft.com/office/word/2010/wordprocessingGroup" xmlns:wpi="http://schemas.microsoft.com/office/word/2010/wordprocessingInk" xmlns:wne="http://schemas.microsoft.com/office/word/2006/wordml" xmlns:wps="http://schemas.microsoft.com/office/word/2010/wordprocessingShape" mc:Ignorable="w14 w15 w16se w16cid w16 w16cex w16sdtdh wp14">
+<w:footnotes xmlns:wpc="http://schemas.microsoft.com/office/word/2010/wordprocessingCanvas" xmlns:cx="http://schemas.microsoft.com/office/drawing/2014/chartex" xmlns:cx1="http://schemas.microsoft.com/office/drawing/2015/9/8/chartex" xmlns:cx2="http://schemas.microsoft.com/office/drawing/2015/10/21/chartex" xmlns:cx3="http://schemas.microsoft.com/office/drawing/2016/5/9/chartex" xmlns:cx4="http://schemas.microsoft.com/office/drawing/2016/5/10/chartex" xmlns:cx5="http://schemas.microsoft.com/office/drawing/2016/5/11/chartex" xmlns:cx6="http://schemas.microsoft.com/office/drawing/2016/5/12/chartex" xmlns:cx7="http://schemas.microsoft.com/office/drawing/2016/5/13/chartex" xmlns:cx8="http://schemas.microsoft.com/office/drawing/2016/5/14/chartex" xmlns:mc="http://schemas.openxmlformats.org/markup-compatibility/2006" xmlns:aink="http://schemas.microsoft.com/office/drawing/2016/ink" xmlns:am3d="http://schemas.microsoft.com/office/drawing/2017/model3d" xmlns:o="urn:schemas-microsoft-com:office:office" xmlns:oel="http://schemas.microsoft.com/office/2019/extlst" xmlns:r="http://schemas.openxmlformats.org/officeDocument/2006/relationships" xmlns:m="http://schemas.openxmlformats.org/officeDocument/2006/math" xmlns:v="urn:schemas-microsoft-com:vml" xmlns:wp14="http://schemas.microsoft.com/office/word/2010/wordprocessingDrawing" xmlns:wp="http://schemas.openxmlformats.org/drawingml/2006/wordprocessingDrawing" xmlns:w10="urn:schemas-microsoft-com:office:word" xmlns:w="http://schemas.openxmlformats.org/wordprocessingml/2006/main" xmlns:w14="http://schemas.microsoft.com/office/word/2010/wordml" xmlns:w15="http://schemas.microsoft.com/office/word/2012/wordml" xmlns:w16cex="http://schemas.microsoft.com/office/word/2018/wordml/cex" xmlns:w16cid="http://schemas.microsoft.com/office/word/2016/wordml/cid" xmlns:w16="http://schemas.microsoft.com/office/word/2018/wordml" xmlns:w16du="http://schemas.microsoft.com/office/word/2023/wordml/word16du" xmlns:w16sdtdh="http://schemas.microsoft.com/office/word/2020/wordml/sdtdatahash" xmlns:w16sdtfl="http://schemas.microsoft.com/office/word/2024/wordml/sdtformatlock" xmlns:w16se="http://schemas.microsoft.com/office/word/2015/wordml/symex" xmlns:wpg="http://schemas.microsoft.com/office/word/2010/wordprocessingGroup" xmlns:wpi="http://schemas.microsoft.com/office/word/2010/wordprocessingInk" xmlns:wne="http://schemas.microsoft.com/office/word/2006/wordml" xmlns:wps="http://schemas.microsoft.com/office/word/2010/wordprocessingShape" mc:Ignorable="w14 w15 w16se w16cid w16 w16cex w16sdtdh w16sdtfl w16du wp14">
   <w:footnote w:type="separator" w:id="-1">
     <w:p>
       <w:pPr>
@@ -1191,7 +1466,7 @@
 </file>
 
 <file path=word/header1.xml><?xml version="1.0" encoding="utf-8"?>
-<w:hdr xmlns:wpc="http://schemas.microsoft.com/office/word/2010/wordprocessingCanvas" xmlns:cx="http://schemas.microsoft.com/office/drawing/2014/chartex" xmlns:cx1="http://schemas.microsoft.com/office/drawing/2015/9/8/chartex" xmlns:cx2="http://schemas.microsoft.com/office/drawing/2015/10/21/chartex" xmlns:cx3="http://schemas.microsoft.com/office/drawing/2016/5/9/chartex" xmlns:cx4="http://schemas.microsoft.com/office/drawing/2016/5/10/chartex" xmlns:cx5="http://schemas.microsoft.com/office/drawing/2016/5/11/chartex" xmlns:cx6="http://schemas.microsoft.com/office/drawing/2016/5/12/chartex" xmlns:cx7="http://schemas.microsoft.com/office/drawing/2016/5/13/chartex" xmlns:cx8="http://schemas.microsoft.com/office/drawing/2016/5/14/chartex" xmlns:mc="http://schemas.openxmlformats.org/markup-compatibility/2006" xmlns:aink="http://schemas.microsoft.com/office/drawing/2016/ink" xmlns:am3d="http://schemas.microsoft.com/office/drawing/2017/model3d" xmlns:o="urn:schemas-microsoft-com:office:office" xmlns:oel="http://schemas.microsoft.com/office/2019/extlst" xmlns:r="http://schemas.openxmlformats.org/officeDocument/2006/relationships" xmlns:m="http://schemas.openxmlformats.org/officeDocument/2006/math" xmlns:v="urn:schemas-microsoft-com:vml" xmlns:wp14="http://schemas.microsoft.com/office/word/2010/wordprocessingDrawing" xmlns:wp="http://schemas.openxmlformats.org/drawingml/2006/wordprocessingDrawing" xmlns:w10="urn:schemas-microsoft-com:office:word" xmlns:w="http://schemas.openxmlformats.org/wordprocessingml/2006/main" xmlns:w14="http://schemas.microsoft.com/office/word/2010/wordml" xmlns:w15="http://schemas.microsoft.com/office/word/2012/wordml" xmlns:w16cex="http://schemas.microsoft.com/office/word/2018/wordml/cex" xmlns:w16cid="http://schemas.microsoft.com/office/word/2016/wordml/cid" xmlns:w16="http://schemas.microsoft.com/office/word/2018/wordml" xmlns:w16sdtdh="http://schemas.microsoft.com/office/word/2020/wordml/sdtdatahash" xmlns:w16se="http://schemas.microsoft.com/office/word/2015/wordml/symex" xmlns:wpg="http://schemas.microsoft.com/office/word/2010/wordprocessingGroup" xmlns:wpi="http://schemas.microsoft.com/office/word/2010/wordprocessingInk" xmlns:wne="http://schemas.microsoft.com/office/word/2006/wordml" xmlns:wps="http://schemas.microsoft.com/office/word/2010/wordprocessingShape" mc:Ignorable="w14 w15 w16se w16cid w16 w16cex w16sdtdh wp14">
+<w:hdr xmlns:wpc="http://schemas.microsoft.com/office/word/2010/wordprocessingCanvas" xmlns:cx="http://schemas.microsoft.com/office/drawing/2014/chartex" xmlns:cx1="http://schemas.microsoft.com/office/drawing/2015/9/8/chartex" xmlns:cx2="http://schemas.microsoft.com/office/drawing/2015/10/21/chartex" xmlns:cx3="http://schemas.microsoft.com/office/drawing/2016/5/9/chartex" xmlns:cx4="http://schemas.microsoft.com/office/drawing/2016/5/10/chartex" xmlns:cx5="http://schemas.microsoft.com/office/drawing/2016/5/11/chartex" xmlns:cx6="http://schemas.microsoft.com/office/drawing/2016/5/12/chartex" xmlns:cx7="http://schemas.microsoft.com/office/drawing/2016/5/13/chartex" xmlns:cx8="http://schemas.microsoft.com/office/drawing/2016/5/14/chartex" xmlns:mc="http://schemas.openxmlformats.org/markup-compatibility/2006" xmlns:aink="http://schemas.microsoft.com/office/drawing/2016/ink" xmlns:am3d="http://schemas.microsoft.com/office/drawing/2017/model3d" xmlns:o="urn:schemas-microsoft-com:office:office" xmlns:oel="http://schemas.microsoft.com/office/2019/extlst" xmlns:r="http://schemas.openxmlformats.org/officeDocument/2006/relationships" xmlns:m="http://schemas.openxmlformats.org/officeDocument/2006/math" xmlns:v="urn:schemas-microsoft-com:vml" xmlns:wp14="http://schemas.microsoft.com/office/word/2010/wordprocessingDrawing" xmlns:wp="http://schemas.openxmlformats.org/drawingml/2006/wordprocessingDrawing" xmlns:w10="urn:schemas-microsoft-com:office:word" xmlns:w="http://schemas.openxmlformats.org/wordprocessingml/2006/main" xmlns:w14="http://schemas.microsoft.com/office/word/2010/wordml" xmlns:w15="http://schemas.microsoft.com/office/word/2012/wordml" xmlns:w16cex="http://schemas.microsoft.com/office/word/2018/wordml/cex" xmlns:w16cid="http://schemas.microsoft.com/office/word/2016/wordml/cid" xmlns:w16="http://schemas.microsoft.com/office/word/2018/wordml" xmlns:w16du="http://schemas.microsoft.com/office/word/2023/wordml/word16du" xmlns:w16sdtdh="http://schemas.microsoft.com/office/word/2020/wordml/sdtdatahash" xmlns:w16sdtfl="http://schemas.microsoft.com/office/word/2024/wordml/sdtformatlock" xmlns:w16se="http://schemas.microsoft.com/office/word/2015/wordml/symex" xmlns:wpg="http://schemas.microsoft.com/office/word/2010/wordprocessingGroup" xmlns:wpi="http://schemas.microsoft.com/office/word/2010/wordprocessingInk" xmlns:wne="http://schemas.microsoft.com/office/word/2006/wordml" xmlns:wps="http://schemas.microsoft.com/office/word/2010/wordprocessingShape" mc:Ignorable="w14 w15 w16se w16cid w16 w16cex w16sdtdh w16sdtfl w16du wp14">
   <w:p>
     <w:pPr>
       <w:pStyle w:val="Header"/>
@@ -1201,7 +1476,7 @@
 </file>
 
 <file path=word/header2.xml><?xml version="1.0" encoding="utf-8"?>
-<w:hdr xmlns:wpc="http://schemas.microsoft.com/office/word/2010/wordprocessingCanvas" xmlns:cx="http://schemas.microsoft.com/office/drawing/2014/chartex" xmlns:cx1="http://schemas.microsoft.com/office/drawing/2015/9/8/chartex" xmlns:cx2="http://schemas.microsoft.com/office/drawing/2015/10/21/chartex" xmlns:cx3="http://schemas.microsoft.com/office/drawing/2016/5/9/chartex" xmlns:cx4="http://schemas.microsoft.com/office/drawing/2016/5/10/chartex" xmlns:cx5="http://schemas.microsoft.com/office/drawing/2016/5/11/chartex" xmlns:cx6="http://schemas.microsoft.com/office/drawing/2016/5/12/chartex" xmlns:cx7="http://schemas.microsoft.com/office/drawing/2016/5/13/chartex" xmlns:cx8="http://schemas.microsoft.com/office/drawing/2016/5/14/chartex" xmlns:mc="http://schemas.openxmlformats.org/markup-compatibility/2006" xmlns:aink="http://schemas.microsoft.com/office/drawing/2016/ink" xmlns:am3d="http://schemas.microsoft.com/office/drawing/2017/model3d" xmlns:o="urn:schemas-microsoft-com:office:office" xmlns:oel="http://schemas.microsoft.com/office/2019/extlst" xmlns:r="http://schemas.openxmlformats.org/officeDocument/2006/relationships" xmlns:m="http://schemas.openxmlformats.org/officeDocument/2006/math" xmlns:v="urn:schemas-microsoft-com:vml" xmlns:wp14="http://schemas.microsoft.com/office/word/2010/wordprocessingDrawing" xmlns:wp="http://schemas.openxmlformats.org/drawingml/2006/wordprocessingDrawing" xmlns:w10="urn:schemas-microsoft-com:office:word" xmlns:w="http://schemas.openxmlformats.org/wordprocessingml/2006/main" xmlns:w14="http://schemas.microsoft.com/office/word/2010/wordml" xmlns:w15="http://schemas.microsoft.com/office/word/2012/wordml" xmlns:w16cex="http://schemas.microsoft.com/office/word/2018/wordml/cex" xmlns:w16cid="http://schemas.microsoft.com/office/word/2016/wordml/cid" xmlns:w16="http://schemas.microsoft.com/office/word/2018/wordml" xmlns:w16sdtdh="http://schemas.microsoft.com/office/word/2020/wordml/sdtdatahash" xmlns:w16se="http://schemas.microsoft.com/office/word/2015/wordml/symex" xmlns:wpg="http://schemas.microsoft.com/office/word/2010/wordprocessingGroup" xmlns:wpi="http://schemas.microsoft.com/office/word/2010/wordprocessingInk" xmlns:wne="http://schemas.microsoft.com/office/word/2006/wordml" xmlns:wps="http://schemas.microsoft.com/office/word/2010/wordprocessingShape" mc:Ignorable="w14 w15 w16se w16cid w16 w16cex w16sdtdh wp14">
+<w:hdr xmlns:wpc="http://schemas.microsoft.com/office/word/2010/wordprocessingCanvas" xmlns:cx="http://schemas.microsoft.com/office/drawing/2014/chartex" xmlns:cx1="http://schemas.microsoft.com/office/drawing/2015/9/8/chartex" xmlns:cx2="http://schemas.microsoft.com/office/drawing/2015/10/21/chartex" xmlns:cx3="http://schemas.microsoft.com/office/drawing/2016/5/9/chartex" xmlns:cx4="http://schemas.microsoft.com/office/drawing/2016/5/10/chartex" xmlns:cx5="http://schemas.microsoft.com/office/drawing/2016/5/11/chartex" xmlns:cx6="http://schemas.microsoft.com/office/drawing/2016/5/12/chartex" xmlns:cx7="http://schemas.microsoft.com/office/drawing/2016/5/13/chartex" xmlns:cx8="http://schemas.microsoft.com/office/drawing/2016/5/14/chartex" xmlns:mc="http://schemas.openxmlformats.org/markup-compatibility/2006" xmlns:aink="http://schemas.microsoft.com/office/drawing/2016/ink" xmlns:am3d="http://schemas.microsoft.com/office/drawing/2017/model3d" xmlns:o="urn:schemas-microsoft-com:office:office" xmlns:oel="http://schemas.microsoft.com/office/2019/extlst" xmlns:r="http://schemas.openxmlformats.org/officeDocument/2006/relationships" xmlns:m="http://schemas.openxmlformats.org/officeDocument/2006/math" xmlns:v="urn:schemas-microsoft-com:vml" xmlns:wp14="http://schemas.microsoft.com/office/word/2010/wordprocessingDrawing" xmlns:wp="http://schemas.openxmlformats.org/drawingml/2006/wordprocessingDrawing" xmlns:w10="urn:schemas-microsoft-com:office:word" xmlns:w="http://schemas.openxmlformats.org/wordprocessingml/2006/main" xmlns:w14="http://schemas.microsoft.com/office/word/2010/wordml" xmlns:w15="http://schemas.microsoft.com/office/word/2012/wordml" xmlns:w16cex="http://schemas.microsoft.com/office/word/2018/wordml/cex" xmlns:w16cid="http://schemas.microsoft.com/office/word/2016/wordml/cid" xmlns:w16="http://schemas.microsoft.com/office/word/2018/wordml" xmlns:w16du="http://schemas.microsoft.com/office/word/2023/wordml/word16du" xmlns:w16sdtdh="http://schemas.microsoft.com/office/word/2020/wordml/sdtdatahash" xmlns:w16sdtfl="http://schemas.microsoft.com/office/word/2024/wordml/sdtformatlock" xmlns:w16se="http://schemas.microsoft.com/office/word/2015/wordml/symex" xmlns:wpg="http://schemas.microsoft.com/office/word/2010/wordprocessingGroup" xmlns:wpi="http://schemas.microsoft.com/office/word/2010/wordprocessingInk" xmlns:wne="http://schemas.microsoft.com/office/word/2006/wordml" xmlns:wps="http://schemas.microsoft.com/office/word/2010/wordprocessingShape" mc:Ignorable="w14 w15 w16se w16cid w16 w16cex w16sdtdh w16sdtfl w16du wp14">
   <w:p>
     <w:pPr>
       <w:pStyle w:val="Header"/>
@@ -1212,7 +1487,7 @@
 </file>
 
 <file path=word/header3.xml><?xml version="1.0" encoding="utf-8"?>
-<w:hdr xmlns:wpc="http://schemas.microsoft.com/office/word/2010/wordprocessingCanvas" xmlns:cx="http://schemas.microsoft.com/office/drawing/2014/chartex" xmlns:cx1="http://schemas.microsoft.com/office/drawing/2015/9/8/chartex" xmlns:cx2="http://schemas.microsoft.com/office/drawing/2015/10/21/chartex" xmlns:cx3="http://schemas.microsoft.com/office/drawing/2016/5/9/chartex" xmlns:cx4="http://schemas.microsoft.com/office/drawing/2016/5/10/chartex" xmlns:cx5="http://schemas.microsoft.com/office/drawing/2016/5/11/chartex" xmlns:cx6="http://schemas.microsoft.com/office/drawing/2016/5/12/chartex" xmlns:cx7="http://schemas.microsoft.com/office/drawing/2016/5/13/chartex" xmlns:cx8="http://schemas.microsoft.com/office/drawing/2016/5/14/chartex" xmlns:mc="http://schemas.openxmlformats.org/markup-compatibility/2006" xmlns:aink="http://schemas.microsoft.com/office/drawing/2016/ink" xmlns:am3d="http://schemas.microsoft.com/office/drawing/2017/model3d" xmlns:o="urn:schemas-microsoft-com:office:office" xmlns:oel="http://schemas.microsoft.com/office/2019/extlst" xmlns:r="http://schemas.openxmlformats.org/officeDocument/2006/relationships" xmlns:m="http://schemas.openxmlformats.org/officeDocument/2006/math" xmlns:v="urn:schemas-microsoft-com:vml" xmlns:wp14="http://schemas.microsoft.com/office/word/2010/wordprocessingDrawing" xmlns:wp="http://schemas.openxmlformats.org/drawingml/2006/wordprocessingDrawing" xmlns:w10="urn:schemas-microsoft-com:office:word" xmlns:w="http://schemas.openxmlformats.org/wordprocessingml/2006/main" xmlns:w14="http://schemas.microsoft.com/office/word/2010/wordml" xmlns:w15="http://schemas.microsoft.com/office/word/2012/wordml" xmlns:w16cex="http://schemas.microsoft.com/office/word/2018/wordml/cex" xmlns:w16cid="http://schemas.microsoft.com/office/word/2016/wordml/cid" xmlns:w16="http://schemas.microsoft.com/office/word/2018/wordml" xmlns:w16sdtdh="http://schemas.microsoft.com/office/word/2020/wordml/sdtdatahash" xmlns:w16se="http://schemas.microsoft.com/office/word/2015/wordml/symex" xmlns:wpg="http://schemas.microsoft.com/office/word/2010/wordprocessingGroup" xmlns:wpi="http://schemas.microsoft.com/office/word/2010/wordprocessingInk" xmlns:wne="http://schemas.microsoft.com/office/word/2006/wordml" xmlns:wps="http://schemas.microsoft.com/office/word/2010/wordprocessingShape" mc:Ignorable="w14 w15 w16se w16cid w16 w16cex w16sdtdh wp14">
+<w:hdr xmlns:wpc="http://schemas.microsoft.com/office/word/2010/wordprocessingCanvas" xmlns:cx="http://schemas.microsoft.com/office/drawing/2014/chartex" xmlns:cx1="http://schemas.microsoft.com/office/drawing/2015/9/8/chartex" xmlns:cx2="http://schemas.microsoft.com/office/drawing/2015/10/21/chartex" xmlns:cx3="http://schemas.microsoft.com/office/drawing/2016/5/9/chartex" xmlns:cx4="http://schemas.microsoft.com/office/drawing/2016/5/10/chartex" xmlns:cx5="http://schemas.microsoft.com/office/drawing/2016/5/11/chartex" xmlns:cx6="http://schemas.microsoft.com/office/drawing/2016/5/12/chartex" xmlns:cx7="http://schemas.microsoft.com/office/drawing/2016/5/13/chartex" xmlns:cx8="http://schemas.microsoft.com/office/drawing/2016/5/14/chartex" xmlns:mc="http://schemas.openxmlformats.org/markup-compatibility/2006" xmlns:aink="http://schemas.microsoft.com/office/drawing/2016/ink" xmlns:am3d="http://schemas.microsoft.com/office/drawing/2017/model3d" xmlns:o="urn:schemas-microsoft-com:office:office" xmlns:oel="http://schemas.microsoft.com/office/2019/extlst" xmlns:r="http://schemas.openxmlformats.org/officeDocument/2006/relationships" xmlns:m="http://schemas.openxmlformats.org/officeDocument/2006/math" xmlns:v="urn:schemas-microsoft-com:vml" xmlns:wp14="http://schemas.microsoft.com/office/word/2010/wordprocessingDrawing" xmlns:wp="http://schemas.openxmlformats.org/drawingml/2006/wordprocessingDrawing" xmlns:w10="urn:schemas-microsoft-com:office:word" xmlns:w="http://schemas.openxmlformats.org/wordprocessingml/2006/main" xmlns:w14="http://schemas.microsoft.com/office/word/2010/wordml" xmlns:w15="http://schemas.microsoft.com/office/word/2012/wordml" xmlns:w16cex="http://schemas.microsoft.com/office/word/2018/wordml/cex" xmlns:w16cid="http://schemas.microsoft.com/office/word/2016/wordml/cid" xmlns:w16="http://schemas.microsoft.com/office/word/2018/wordml" xmlns:w16du="http://schemas.microsoft.com/office/word/2023/wordml/word16du" xmlns:w16sdtdh="http://schemas.microsoft.com/office/word/2020/wordml/sdtdatahash" xmlns:w16sdtfl="http://schemas.microsoft.com/office/word/2024/wordml/sdtformatlock" xmlns:w16se="http://schemas.microsoft.com/office/word/2015/wordml/symex" xmlns:wpg="http://schemas.microsoft.com/office/word/2010/wordprocessingGroup" xmlns:wpi="http://schemas.microsoft.com/office/word/2010/wordprocessingInk" xmlns:wne="http://schemas.microsoft.com/office/word/2006/wordml" xmlns:wps="http://schemas.microsoft.com/office/word/2010/wordprocessingShape" mc:Ignorable="w14 w15 w16se w16cid w16 w16cex w16sdtdh w16sdtfl w16du wp14">
   <w:p>
     <w:pPr>
       <w:pStyle w:val="Header"/>
@@ -1221,7 +1496,7 @@
     <w:r>
       <w:tab/>
       <w:tab/>
-      <w:t>2025-08-02</w:t>
+      <w:t>2026-07-12</w:t>
       <w:br/>
       <w:br/>
     </w:r>
@@ -1238,7 +1513,7 @@
 </file>
 
 <file path=word/numbering.xml><?xml version="1.0" encoding="utf-8"?>
-<w:numbering xmlns:wpc="http://schemas.microsoft.com/office/word/2010/wordprocessingCanvas" xmlns:cx="http://schemas.microsoft.com/office/drawing/2014/chartex" xmlns:cx1="http://schemas.microsoft.com/office/drawing/2015/9/8/chartex" xmlns:cx2="http://schemas.microsoft.com/office/drawing/2015/10/21/chartex" xmlns:cx3="http://schemas.microsoft.com/office/drawing/2016/5/9/chartex" xmlns:cx4="http://schemas.microsoft.com/office/drawing/2016/5/10/chartex" xmlns:cx5="http://schemas.microsoft.com/office/drawing/2016/5/11/chartex" xmlns:cx6="http://schemas.microsoft.com/office/drawing/2016/5/12/chartex" xmlns:cx7="http://schemas.microsoft.com/office/drawing/2016/5/13/chartex" xmlns:cx8="http://schemas.microsoft.com/office/drawing/2016/5/14/chartex" xmlns:mc="http://schemas.openxmlformats.org/markup-compatibility/2006" xmlns:aink="http://schemas.microsoft.com/office/drawing/2016/ink" xmlns:am3d="http://schemas.microsoft.com/office/drawing/2017/model3d" xmlns:o="urn:schemas-microsoft-com:office:office" xmlns:oel="http://schemas.microsoft.com/office/2019/extlst" xmlns:r="http://schemas.openxmlformats.org/officeDocument/2006/relationships" xmlns:m="http://schemas.openxmlformats.org/officeDocument/2006/math" xmlns:v="urn:schemas-microsoft-com:vml" xmlns:wp14="http://schemas.microsoft.com/office/word/2010/wordprocessingDrawing" xmlns:wp="http://schemas.openxmlformats.org/drawingml/2006/wordprocessingDrawing" xmlns:w10="urn:schemas-microsoft-com:office:word" xmlns:w="http://schemas.openxmlformats.org/wordprocessingml/2006/main" xmlns:w14="http://schemas.microsoft.com/office/word/2010/wordml" xmlns:w15="http://schemas.microsoft.com/office/word/2012/wordml" xmlns:w16cex="http://schemas.microsoft.com/office/word/2018/wordml/cex" xmlns:w16cid="http://schemas.microsoft.com/office/word/2016/wordml/cid" xmlns:w16="http://schemas.microsoft.com/office/word/2018/wordml" xmlns:w16sdtdh="http://schemas.microsoft.com/office/word/2020/wordml/sdtdatahash" xmlns:w16se="http://schemas.microsoft.com/office/word/2015/wordml/symex" xmlns:wpg="http://schemas.microsoft.com/office/word/2010/wordprocessingGroup" xmlns:wpi="http://schemas.microsoft.com/office/word/2010/wordprocessingInk" xmlns:wne="http://schemas.microsoft.com/office/word/2006/wordml" xmlns:wps="http://schemas.microsoft.com/office/word/2010/wordprocessingShape" mc:Ignorable="w14 w15 w16se w16cid w16 w16cex w16sdtdh wp14">
+<w:numbering xmlns:wpc="http://schemas.microsoft.com/office/word/2010/wordprocessingCanvas" xmlns:cx="http://schemas.microsoft.com/office/drawing/2014/chartex" xmlns:cx1="http://schemas.microsoft.com/office/drawing/2015/9/8/chartex" xmlns:cx2="http://schemas.microsoft.com/office/drawing/2015/10/21/chartex" xmlns:cx3="http://schemas.microsoft.com/office/drawing/2016/5/9/chartex" xmlns:cx4="http://schemas.microsoft.com/office/drawing/2016/5/10/chartex" xmlns:cx5="http://schemas.microsoft.com/office/drawing/2016/5/11/chartex" xmlns:cx6="http://schemas.microsoft.com/office/drawing/2016/5/12/chartex" xmlns:cx7="http://schemas.microsoft.com/office/drawing/2016/5/13/chartex" xmlns:cx8="http://schemas.microsoft.com/office/drawing/2016/5/14/chartex" xmlns:mc="http://schemas.openxmlformats.org/markup-compatibility/2006" xmlns:aink="http://schemas.microsoft.com/office/drawing/2016/ink" xmlns:am3d="http://schemas.microsoft.com/office/drawing/2017/model3d" xmlns:o="urn:schemas-microsoft-com:office:office" xmlns:oel="http://schemas.microsoft.com/office/2019/extlst" xmlns:r="http://schemas.openxmlformats.org/officeDocument/2006/relationships" xmlns:m="http://schemas.openxmlformats.org/officeDocument/2006/math" xmlns:v="urn:schemas-microsoft-com:vml" xmlns:wp14="http://schemas.microsoft.com/office/word/2010/wordprocessingDrawing" xmlns:wp="http://schemas.openxmlformats.org/drawingml/2006/wordprocessingDrawing" xmlns:w10="urn:schemas-microsoft-com:office:word" xmlns:w="http://schemas.openxmlformats.org/wordprocessingml/2006/main" xmlns:w14="http://schemas.microsoft.com/office/word/2010/wordml" xmlns:w15="http://schemas.microsoft.com/office/word/2012/wordml" xmlns:w16cex="http://schemas.microsoft.com/office/word/2018/wordml/cex" xmlns:w16cid="http://schemas.microsoft.com/office/word/2016/wordml/cid" xmlns:w16="http://schemas.microsoft.com/office/word/2018/wordml" xmlns:w16du="http://schemas.microsoft.com/office/word/2023/wordml/word16du" xmlns:w16sdtdh="http://schemas.microsoft.com/office/word/2020/wordml/sdtdatahash" xmlns:w16sdtfl="http://schemas.microsoft.com/office/word/2024/wordml/sdtformatlock" xmlns:w16se="http://schemas.microsoft.com/office/word/2015/wordml/symex" xmlns:wpg="http://schemas.microsoft.com/office/word/2010/wordprocessingGroup" xmlns:wpi="http://schemas.microsoft.com/office/word/2010/wordprocessingInk" xmlns:wne="http://schemas.microsoft.com/office/word/2006/wordml" xmlns:wps="http://schemas.microsoft.com/office/word/2010/wordprocessingShape" mc:Ignorable="w14 w15 w16se w16cid w16 w16cex w16sdtdh w16sdtfl w16du wp14">
   <w:abstractNum w:abstractNumId="0" w15:restartNumberingAfterBreak="0">
     <w:nsid w:val="FFFFFF7C"/>
     <w:multiLevelType w:val="singleLevel"/>
@@ -1441,7 +1716,7 @@
 </file>
 
 <file path=word/styles.xml><?xml version="1.0" encoding="utf-8"?>
-<w:styles xmlns:mc="http://schemas.openxmlformats.org/markup-compatibility/2006" xmlns:r="http://schemas.openxmlformats.org/officeDocument/2006/relationships" xmlns:w="http://schemas.openxmlformats.org/wordprocessingml/2006/main" xmlns:w14="http://schemas.microsoft.com/office/word/2010/wordml" xmlns:w15="http://schemas.microsoft.com/office/word/2012/wordml" xmlns:w16cex="http://schemas.microsoft.com/office/word/2018/wordml/cex" xmlns:w16cid="http://schemas.microsoft.com/office/word/2016/wordml/cid" xmlns:w16="http://schemas.microsoft.com/office/word/2018/wordml" xmlns:w16sdtdh="http://schemas.microsoft.com/office/word/2020/wordml/sdtdatahash" xmlns:w16se="http://schemas.microsoft.com/office/word/2015/wordml/symex" mc:Ignorable="w14 w15 w16se w16cid w16 w16cex w16sdtdh">
+<w:styles xmlns:mc="http://schemas.openxmlformats.org/markup-compatibility/2006" xmlns:r="http://schemas.openxmlformats.org/officeDocument/2006/relationships" xmlns:w="http://schemas.openxmlformats.org/wordprocessingml/2006/main" xmlns:w14="http://schemas.microsoft.com/office/word/2010/wordml" xmlns:w15="http://schemas.microsoft.com/office/word/2012/wordml" xmlns:w16cex="http://schemas.microsoft.com/office/word/2018/wordml/cex" xmlns:w16cid="http://schemas.microsoft.com/office/word/2016/wordml/cid" xmlns:w16="http://schemas.microsoft.com/office/word/2018/wordml" xmlns:w16du="http://schemas.microsoft.com/office/word/2023/wordml/word16du" xmlns:w16sdtdh="http://schemas.microsoft.com/office/word/2020/wordml/sdtdatahash" xmlns:w16sdtfl="http://schemas.microsoft.com/office/word/2024/wordml/sdtformatlock" xmlns:w16se="http://schemas.microsoft.com/office/word/2015/wordml/symex" mc:Ignorable="w14 w15 w16se w16cid w16 w16cex w16sdtdh w16sdtfl w16du">
   <w:docDefaults>
     <w:rPrDefault>
       <w:rPr>
@@ -2199,7 +2474,7 @@
     <w:link w:val="TitleChar"/>
     <w:uiPriority w:val="10"/>
     <w:qFormat/>
-    <w:rsid w:val="007106C8"/>
+    <w:rsid w:val="00E854FA"/>
     <w:pPr>
       <w:spacing w:after="300" w:line="240" w:lineRule="auto"/>
       <w:contextualSpacing/>
@@ -2209,7 +2484,7 @@
       <w:rFonts w:eastAsiaTheme="majorEastAsia" w:cstheme="majorBidi"/>
       <w:spacing w:val="5"/>
       <w:kern w:val="28"/>
-      <w:sz w:val="52"/>
+      <w:sz w:val="40"/>
       <w:szCs w:val="52"/>
       <w:lang w:val="sv-SE" w:eastAsia="en-US" w:bidi="ar-SA"/>
     </w:rPr>
@@ -2219,12 +2494,12 @@
     <w:basedOn w:val="DefaultParagraphFont"/>
     <w:link w:val="Title"/>
     <w:uiPriority w:val="10"/>
-    <w:rsid w:val="007106C8"/>
+    <w:rsid w:val="00E854FA"/>
     <w:rPr>
       <w:rFonts w:ascii="Times New Roman" w:eastAsiaTheme="majorEastAsia" w:hAnsi="Times New Roman" w:cstheme="majorBidi"/>
       <w:spacing w:val="5"/>
       <w:kern w:val="28"/>
-      <w:sz w:val="52"/>
+      <w:sz w:val="40"/>
       <w:szCs w:val="52"/>
       <w:lang w:val="sv-SE" w:eastAsia="en-US" w:bidi="ar-SA"/>
     </w:rPr>

--- a/klagomål/Käringberget SV FSC-klagomål.docx
+++ b/klagomål/Käringberget SV FSC-klagomål.docx
@@ -1501,7 +1501,7 @@
       <w:br/>
     </w:r>
     <w:r>
-      <w:t>Till:</w:t>
+      <w:t>Till: Sveaskog</w:t>
       <w:br/>
     </w:r>
     <w:r>

--- a/klagomål/Käringberget SV FSC-klagomål.docx
+++ b/klagomål/Käringberget SV FSC-klagomål.docx
@@ -168,7 +168,7 @@
     </w:p>
     <w:p>
       <w:r>
-        <w:t>Detta klagomål behandlar höga naturvärden i avverkningsanmälan Käringberget SV i Bjurholms kommun som inkom 2026-07-12 och omfattar 143,6 ha.</w:t>
+        <w:t>Detta klagomål behandlar höga naturvärden i avverkningsanmälan Käringberget SV i Bjurholms kommun som inkom 2026-07-13 och omfattar 143,6 ha.</w:t>
       </w:r>
     </w:p>
     <w:p>
@@ -1496,7 +1496,7 @@
     <w:r>
       <w:tab/>
       <w:tab/>
-      <w:t>2026-07-12</w:t>
+      <w:t>2026-07-13</w:t>
       <w:br/>
       <w:br/>
     </w:r>

--- a/klagomål/Käringberget SV FSC-klagomål.docx
+++ b/klagomål/Käringberget SV FSC-klagomål.docx
@@ -168,7 +168,7 @@
     </w:p>
     <w:p>
       <w:r>
-        <w:t>Detta klagomål behandlar höga naturvärden i avverkningsanmälan Käringberget SV i Bjurholms kommun som inkom 2026-07-13 och omfattar 143,6 ha.</w:t>
+        <w:t>Detta klagomål behandlar höga naturvärden i avverkningsanmälan Käringberget SV i Bjurholms kommun som inkom 2026-07-14 och omfattar 143,6 ha.</w:t>
       </w:r>
     </w:p>
     <w:p>
@@ -1496,7 +1496,7 @@
     <w:r>
       <w:tab/>
       <w:tab/>
-      <w:t>2026-07-13</w:t>
+      <w:t>2026-07-14</w:t>
       <w:br/>
       <w:br/>
     </w:r>

--- a/klagomål/Käringberget SV FSC-klagomål.docx
+++ b/klagomål/Käringberget SV FSC-klagomål.docx
@@ -168,7 +168,7 @@
     </w:p>
     <w:p>
       <w:r>
-        <w:t>Detta klagomål behandlar höga naturvärden i avverkningsanmälan Käringberget SV i Bjurholms kommun som inkom 2026-07-14 och omfattar 143,6 ha.</w:t>
+        <w:t>Detta klagomål behandlar höga naturvärden i avverkningsanmälan Käringberget SV i Bjurholms kommun som inkom 2026-07-15 och omfattar 143,6 ha.</w:t>
       </w:r>
     </w:p>
     <w:p>
@@ -1496,7 +1496,7 @@
     <w:r>
       <w:tab/>
       <w:tab/>
-      <w:t>2026-07-14</w:t>
+      <w:t>2026-07-15</w:t>
       <w:br/>
       <w:br/>
     </w:r>

--- a/klagomål/Käringberget SV FSC-klagomål.docx
+++ b/klagomål/Käringberget SV FSC-klagomål.docx
@@ -168,7 +168,7 @@
     </w:p>
     <w:p>
       <w:r>
-        <w:t>Detta klagomål behandlar höga naturvärden i avverkningsanmälan Käringberget SV i Bjurholms kommun som inkom 2026-07-15 och omfattar 143,6 ha.</w:t>
+        <w:t>Detta klagomål behandlar höga naturvärden i avverkningsanmälan Käringberget SV i Bjurholms kommun som inkom 2026-07-16 och omfattar 143,6 ha.</w:t>
       </w:r>
     </w:p>
     <w:p>
@@ -1496,7 +1496,7 @@
     <w:r>
       <w:tab/>
       <w:tab/>
-      <w:t>2026-07-15</w:t>
+      <w:t>2026-07-16</w:t>
       <w:br/>
       <w:br/>
     </w:r>

--- a/klagomål/Käringberget SV FSC-klagomål.docx
+++ b/klagomål/Käringberget SV FSC-klagomål.docx
@@ -1496,7 +1496,7 @@
     <w:r>
       <w:tab/>
       <w:tab/>
-      <w:t>2026-07-16</w:t>
+      <w:t>2026-07-17</w:t>
       <w:br/>
       <w:br/>
     </w:r>

--- a/klagomål/Käringberget SV FSC-klagomål.docx
+++ b/klagomål/Käringberget SV FSC-klagomål.docx
@@ -168,7 +168,7 @@
     </w:p>
     <w:p>
       <w:r>
-        <w:t>Detta klagomål behandlar höga naturvärden i avverkningsanmälan Käringberget SV i Bjurholms kommun som inkom 2026-07-16 och omfattar 143,6 ha.</w:t>
+        <w:t>Detta klagomål behandlar höga naturvärden i avverkningsanmälan Käringberget SV i Bjurholms kommun som inkom 2026-07-17 och omfattar 143,6 ha.</w:t>
       </w:r>
     </w:p>
     <w:p>

--- a/klagomål/Käringberget SV FSC-klagomål.docx
+++ b/klagomål/Käringberget SV FSC-klagomål.docx
@@ -1496,7 +1496,7 @@
     <w:r>
       <w:tab/>
       <w:tab/>
-      <w:t>2026-07-17</w:t>
+      <w:t>2026-07-18</w:t>
       <w:br/>
       <w:br/>
     </w:r>

--- a/klagomål/Käringberget SV FSC-klagomål.docx
+++ b/klagomål/Käringberget SV FSC-klagomål.docx
@@ -168,7 +168,7 @@
     </w:p>
     <w:p>
       <w:r>
-        <w:t>Detta klagomål behandlar höga naturvärden i avverkningsanmälan Käringberget SV i Bjurholms kommun som inkom 2026-07-17 och omfattar 143,6 ha.</w:t>
+        <w:t>Detta klagomål behandlar höga naturvärden i avverkningsanmälan Käringberget SV i Bjurholms kommun som inkom 2026-07-18 och omfattar 143,6 ha.</w:t>
       </w:r>
     </w:p>
     <w:p>

--- a/klagomål/Käringberget SV FSC-klagomål.docx
+++ b/klagomål/Käringberget SV FSC-klagomål.docx
@@ -168,7 +168,7 @@
     </w:p>
     <w:p>
       <w:r>
-        <w:t>Detta klagomål behandlar höga naturvärden i avverkningsanmälan Käringberget SV i Bjurholms kommun som inkom 2026-07-18 och omfattar 143,6 ha.</w:t>
+        <w:t>Detta klagomål behandlar höga naturvärden i avverkningsanmälan Käringberget SV i Bjurholms kommun som inkom 2026-07-19 och omfattar 143,6 ha.</w:t>
       </w:r>
     </w:p>
     <w:p>
@@ -1496,7 +1496,7 @@
     <w:r>
       <w:tab/>
       <w:tab/>
-      <w:t>2026-07-18</w:t>
+      <w:t>2026-07-19</w:t>
       <w:br/>
       <w:br/>
     </w:r>

--- a/klagomål/Käringberget SV FSC-klagomål.docx
+++ b/klagomål/Käringberget SV FSC-klagomål.docx
@@ -1496,7 +1496,7 @@
     <w:r>
       <w:tab/>
       <w:tab/>
-      <w:t>2026-07-19</w:t>
+      <w:t>2026-07-20</w:t>
       <w:br/>
       <w:br/>
     </w:r>

--- a/klagomål/Käringberget SV FSC-klagomål.docx
+++ b/klagomål/Käringberget SV FSC-klagomål.docx
@@ -168,7 +168,7 @@
     </w:p>
     <w:p>
       <w:r>
-        <w:t>Detta klagomål behandlar höga naturvärden i avverkningsanmälan Käringberget SV i Bjurholms kommun som inkom 2026-07-19 och omfattar 143,6 ha.</w:t>
+        <w:t>Detta klagomål behandlar höga naturvärden i avverkningsanmälan Käringberget SV i Bjurholms kommun som inkom 2026-07-20 och omfattar 143,6 ha.</w:t>
       </w:r>
     </w:p>
     <w:p>
